--- a/Baocaotuan.docx
+++ b/Baocaotuan.docx
@@ -1219,95 +1219,15 @@
           <w:sz w:val="24"/>
           <w:lang w:val="en-US"/>
         </w:rPr>
-        <w:t>Đã</w:t>
-      </w:r>
-      <w:proofErr w:type="spellEnd"/>
-      <w:r>
-        <w:rPr>
-          <w:sz w:val="24"/>
-          <w:lang w:val="en-US"/>
-        </w:rPr>
-        <w:t xml:space="preserve"> </w:t>
-      </w:r>
-      <w:proofErr w:type="spellStart"/>
-      <w:r>
-        <w:rPr>
-          <w:sz w:val="24"/>
-          <w:lang w:val="en-US"/>
-        </w:rPr>
-        <w:t>chọn</w:t>
-      </w:r>
-      <w:proofErr w:type="spellEnd"/>
-      <w:r>
-        <w:rPr>
-          <w:sz w:val="24"/>
-          <w:lang w:val="en-US"/>
-        </w:rPr>
-        <w:t xml:space="preserve"> </w:t>
-      </w:r>
-      <w:proofErr w:type="spellStart"/>
-      <w:r>
-        <w:rPr>
-          <w:sz w:val="24"/>
-          <w:lang w:val="en-US"/>
-        </w:rPr>
-        <w:t>và</w:t>
-      </w:r>
-      <w:proofErr w:type="spellEnd"/>
-      <w:r>
-        <w:rPr>
-          <w:sz w:val="24"/>
-          <w:lang w:val="en-US"/>
-        </w:rPr>
-        <w:t xml:space="preserve"> </w:t>
-      </w:r>
-      <w:proofErr w:type="spellStart"/>
-      <w:r>
-        <w:rPr>
-          <w:sz w:val="24"/>
-          <w:lang w:val="en-US"/>
-        </w:rPr>
-        <w:t>nhúng</w:t>
-      </w:r>
-      <w:proofErr w:type="spellEnd"/>
-      <w:r>
-        <w:rPr>
-          <w:sz w:val="24"/>
-          <w:lang w:val="en-US"/>
-        </w:rPr>
-        <w:t xml:space="preserve"> </w:t>
-      </w:r>
-      <w:proofErr w:type="spellStart"/>
-      <w:r>
-        <w:rPr>
-          <w:sz w:val="24"/>
-          <w:lang w:val="en-US"/>
-        </w:rPr>
-        <w:t>hoàn</w:t>
-      </w:r>
-      <w:proofErr w:type="spellEnd"/>
-      <w:r>
-        <w:rPr>
-          <w:sz w:val="24"/>
-          <w:lang w:val="en-US"/>
-        </w:rPr>
-        <w:t xml:space="preserve"> </w:t>
-      </w:r>
-      <w:proofErr w:type="spellStart"/>
-      <w:r>
-        <w:rPr>
-          <w:sz w:val="24"/>
-          <w:lang w:val="en-US"/>
-        </w:rPr>
-        <w:t>thành</w:t>
-      </w:r>
-      <w:proofErr w:type="spellEnd"/>
-      <w:r>
-        <w:rPr>
-          <w:sz w:val="24"/>
-          <w:lang w:val="en-US"/>
-        </w:rPr>
-        <w:t xml:space="preserve"> layout shop </w:t>
+        <w:t>Chọn</w:t>
+      </w:r>
+      <w:proofErr w:type="spellEnd"/>
+      <w:r>
+        <w:rPr>
+          <w:sz w:val="24"/>
+          <w:lang w:val="en-US"/>
+        </w:rPr>
+        <w:t xml:space="preserve"> template admin</w:t>
       </w:r>
     </w:p>
     <w:p>
@@ -1328,39 +1248,279 @@
           <w:sz w:val="24"/>
           <w:lang w:val="en-US"/>
         </w:rPr>
-        <w:t>Đã</w:t>
-      </w:r>
-      <w:proofErr w:type="spellEnd"/>
-      <w:r>
-        <w:rPr>
-          <w:sz w:val="24"/>
-          <w:lang w:val="en-US"/>
-        </w:rPr>
-        <w:t xml:space="preserve"> </w:t>
-      </w:r>
-      <w:proofErr w:type="spellStart"/>
-      <w:r>
-        <w:rPr>
-          <w:sz w:val="24"/>
-          <w:lang w:val="en-US"/>
-        </w:rPr>
-        <w:t>chọn</w:t>
-      </w:r>
-      <w:proofErr w:type="spellEnd"/>
-      <w:r>
-        <w:rPr>
-          <w:sz w:val="24"/>
-          <w:lang w:val="en-US"/>
-        </w:rPr>
-        <w:t xml:space="preserve"> </w:t>
-      </w:r>
-      <w:proofErr w:type="spellStart"/>
-      <w:r>
-        <w:rPr>
-          <w:sz w:val="24"/>
-          <w:lang w:val="en-US"/>
-        </w:rPr>
-        <w:t>và</w:t>
+        <w:t>Chọn</w:t>
+      </w:r>
+      <w:proofErr w:type="spellEnd"/>
+      <w:r>
+        <w:rPr>
+          <w:sz w:val="24"/>
+          <w:lang w:val="en-US"/>
+        </w:rPr>
+        <w:t xml:space="preserve"> template user</w:t>
+      </w:r>
+    </w:p>
+    <w:p>
+      <w:pPr>
+        <w:rPr>
+          <w:b/>
+          <w:sz w:val="24"/>
+          <w:lang w:val="en-US"/>
+        </w:rPr>
+      </w:pPr>
+      <w:proofErr w:type="spellStart"/>
+      <w:r>
+        <w:rPr>
+          <w:b/>
+          <w:sz w:val="24"/>
+          <w:lang w:val="en-US"/>
+        </w:rPr>
+        <w:t>Báo</w:t>
+      </w:r>
+      <w:proofErr w:type="spellEnd"/>
+      <w:r>
+        <w:rPr>
+          <w:b/>
+          <w:sz w:val="24"/>
+          <w:lang w:val="en-US"/>
+        </w:rPr>
+        <w:t xml:space="preserve"> </w:t>
+      </w:r>
+      <w:proofErr w:type="spellStart"/>
+      <w:r>
+        <w:rPr>
+          <w:b/>
+          <w:sz w:val="24"/>
+          <w:lang w:val="en-US"/>
+        </w:rPr>
+        <w:t>cáo</w:t>
+      </w:r>
+      <w:proofErr w:type="spellEnd"/>
+      <w:r>
+        <w:rPr>
+          <w:b/>
+          <w:sz w:val="24"/>
+          <w:lang w:val="en-US"/>
+        </w:rPr>
+        <w:t xml:space="preserve"> </w:t>
+      </w:r>
+      <w:proofErr w:type="spellStart"/>
+      <w:r>
+        <w:rPr>
+          <w:b/>
+          <w:sz w:val="24"/>
+          <w:lang w:val="en-US"/>
+        </w:rPr>
+        <w:t>tuầ</w:t>
+      </w:r>
+      <w:r>
+        <w:rPr>
+          <w:b/>
+          <w:sz w:val="24"/>
+          <w:lang w:val="en-US"/>
+        </w:rPr>
+        <w:t>n</w:t>
+      </w:r>
+      <w:proofErr w:type="spellEnd"/>
+      <w:r>
+        <w:rPr>
+          <w:b/>
+          <w:sz w:val="24"/>
+          <w:lang w:val="en-US"/>
+        </w:rPr>
+        <w:t xml:space="preserve"> </w:t>
+      </w:r>
+      <w:proofErr w:type="gramStart"/>
+      <w:r>
+        <w:rPr>
+          <w:b/>
+          <w:sz w:val="24"/>
+          <w:lang w:val="en-US"/>
+        </w:rPr>
+        <w:t>3</w:t>
+      </w:r>
+      <w:r>
+        <w:rPr>
+          <w:b/>
+          <w:sz w:val="24"/>
+          <w:lang w:val="en-US"/>
+        </w:rPr>
+        <w:t xml:space="preserve"> :</w:t>
+      </w:r>
+      <w:proofErr w:type="gramEnd"/>
+    </w:p>
+    <w:p>
+      <w:pPr>
+        <w:rPr>
+          <w:sz w:val="24"/>
+          <w:lang w:val="en-US"/>
+        </w:rPr>
+      </w:pPr>
+      <w:proofErr w:type="spellStart"/>
+      <w:r>
+        <w:rPr>
+          <w:sz w:val="24"/>
+          <w:lang w:val="en-US"/>
+        </w:rPr>
+        <w:t>Trong</w:t>
+      </w:r>
+      <w:proofErr w:type="spellEnd"/>
+      <w:r>
+        <w:rPr>
+          <w:sz w:val="24"/>
+          <w:lang w:val="en-US"/>
+        </w:rPr>
+        <w:t xml:space="preserve"> </w:t>
+      </w:r>
+      <w:proofErr w:type="spellStart"/>
+      <w:r>
+        <w:rPr>
+          <w:sz w:val="24"/>
+          <w:lang w:val="en-US"/>
+        </w:rPr>
+        <w:t>tuần</w:t>
+      </w:r>
+      <w:proofErr w:type="spellEnd"/>
+      <w:r>
+        <w:rPr>
+          <w:sz w:val="24"/>
+          <w:lang w:val="en-US"/>
+        </w:rPr>
+        <w:t xml:space="preserve"> </w:t>
+      </w:r>
+      <w:proofErr w:type="spellStart"/>
+      <w:r>
+        <w:rPr>
+          <w:sz w:val="24"/>
+          <w:lang w:val="en-US"/>
+        </w:rPr>
+        <w:t>này</w:t>
+      </w:r>
+      <w:proofErr w:type="spellEnd"/>
+      <w:r>
+        <w:rPr>
+          <w:sz w:val="24"/>
+          <w:lang w:val="en-US"/>
+        </w:rPr>
+        <w:t xml:space="preserve"> </w:t>
+      </w:r>
+      <w:proofErr w:type="spellStart"/>
+      <w:r>
+        <w:rPr>
+          <w:sz w:val="24"/>
+          <w:lang w:val="en-US"/>
+        </w:rPr>
+        <w:t>em</w:t>
+      </w:r>
+      <w:proofErr w:type="spellEnd"/>
+      <w:r>
+        <w:rPr>
+          <w:sz w:val="24"/>
+          <w:lang w:val="en-US"/>
+        </w:rPr>
+        <w:t xml:space="preserve"> </w:t>
+      </w:r>
+      <w:proofErr w:type="spellStart"/>
+      <w:r>
+        <w:rPr>
+          <w:sz w:val="24"/>
+          <w:lang w:val="en-US"/>
+        </w:rPr>
+        <w:t>đã</w:t>
+      </w:r>
+      <w:proofErr w:type="spellEnd"/>
+      <w:r>
+        <w:rPr>
+          <w:sz w:val="24"/>
+          <w:lang w:val="en-US"/>
+        </w:rPr>
+        <w:t xml:space="preserve"> </w:t>
+      </w:r>
+      <w:proofErr w:type="spellStart"/>
+      <w:r>
+        <w:rPr>
+          <w:sz w:val="24"/>
+          <w:lang w:val="en-US"/>
+        </w:rPr>
+        <w:t>biết</w:t>
+      </w:r>
+      <w:proofErr w:type="spellEnd"/>
+      <w:r>
+        <w:rPr>
+          <w:sz w:val="24"/>
+          <w:lang w:val="en-US"/>
+        </w:rPr>
+        <w:t xml:space="preserve"> </w:t>
+      </w:r>
+      <w:proofErr w:type="spellStart"/>
+      <w:r>
+        <w:rPr>
+          <w:sz w:val="24"/>
+          <w:lang w:val="en-US"/>
+        </w:rPr>
+        <w:t>thêm</w:t>
+      </w:r>
+      <w:proofErr w:type="spellEnd"/>
+      <w:r>
+        <w:rPr>
+          <w:sz w:val="24"/>
+          <w:lang w:val="en-US"/>
+        </w:rPr>
+        <w:t xml:space="preserve"> </w:t>
+      </w:r>
+      <w:proofErr w:type="spellStart"/>
+      <w:proofErr w:type="gramStart"/>
+      <w:r>
+        <w:rPr>
+          <w:sz w:val="24"/>
+          <w:lang w:val="en-US"/>
+        </w:rPr>
+        <w:t>được</w:t>
+      </w:r>
+      <w:proofErr w:type="spellEnd"/>
+      <w:r>
+        <w:rPr>
+          <w:sz w:val="24"/>
+          <w:lang w:val="en-US"/>
+        </w:rPr>
+        <w:t xml:space="preserve"> :</w:t>
+      </w:r>
+      <w:proofErr w:type="gramEnd"/>
+    </w:p>
+    <w:p>
+      <w:pPr>
+        <w:pStyle w:val="ListParagraph"/>
+        <w:numPr>
+          <w:ilvl w:val="0"/>
+          <w:numId w:val="5"/>
+        </w:numPr>
+        <w:rPr>
+          <w:sz w:val="24"/>
+          <w:lang w:val="en-US"/>
+        </w:rPr>
+      </w:pPr>
+      <w:proofErr w:type="spellStart"/>
+      <w:r>
+        <w:rPr>
+          <w:sz w:val="24"/>
+          <w:lang w:val="en-US"/>
+        </w:rPr>
+        <w:t>Bắt</w:t>
+      </w:r>
+      <w:proofErr w:type="spellEnd"/>
+      <w:r>
+        <w:rPr>
+          <w:sz w:val="24"/>
+          <w:lang w:val="en-US"/>
+        </w:rPr>
+        <w:t xml:space="preserve"> </w:t>
+      </w:r>
+      <w:proofErr w:type="spellStart"/>
+      <w:r>
+        <w:rPr>
+          <w:sz w:val="24"/>
+          <w:lang w:val="en-US"/>
+        </w:rPr>
+        <w:t>đầu</w:t>
       </w:r>
       <w:proofErr w:type="spellEnd"/>
       <w:r>
@@ -1384,15 +1544,28 @@
           <w:sz w:val="24"/>
           <w:lang w:val="en-US"/>
         </w:rPr>
-        <w:t xml:space="preserve"> </w:t>
-      </w:r>
-      <w:proofErr w:type="spellStart"/>
-      <w:r>
-        <w:rPr>
-          <w:sz w:val="24"/>
-          <w:lang w:val="en-US"/>
-        </w:rPr>
-        <w:t>hoành</w:t>
+        <w:t xml:space="preserve"> template </w:t>
+      </w:r>
+    </w:p>
+    <w:p>
+      <w:pPr>
+        <w:pStyle w:val="ListParagraph"/>
+        <w:numPr>
+          <w:ilvl w:val="0"/>
+          <w:numId w:val="5"/>
+        </w:numPr>
+        <w:rPr>
+          <w:sz w:val="24"/>
+          <w:lang w:val="en-US"/>
+        </w:rPr>
+      </w:pPr>
+      <w:proofErr w:type="spellStart"/>
+      <w:r>
+        <w:rPr>
+          <w:sz w:val="24"/>
+          <w:lang w:val="en-US"/>
+        </w:rPr>
+        <w:t>Hoàn</w:t>
       </w:r>
       <w:proofErr w:type="spellEnd"/>
       <w:r>
@@ -1416,8 +1589,1585 @@
           <w:sz w:val="24"/>
           <w:lang w:val="en-US"/>
         </w:rPr>
-        <w:t xml:space="preserve"> layout admin</w:t>
-      </w:r>
+        <w:t xml:space="preserve"> </w:t>
+      </w:r>
+      <w:proofErr w:type="spellStart"/>
+      <w:r>
+        <w:rPr>
+          <w:sz w:val="24"/>
+          <w:lang w:val="en-US"/>
+        </w:rPr>
+        <w:t>nhúng</w:t>
+      </w:r>
+      <w:proofErr w:type="spellEnd"/>
+      <w:r>
+        <w:rPr>
+          <w:sz w:val="24"/>
+          <w:lang w:val="en-US"/>
+        </w:rPr>
+        <w:t xml:space="preserve"> template user</w:t>
+      </w:r>
+    </w:p>
+    <w:p>
+      <w:pPr>
+        <w:pStyle w:val="ListParagraph"/>
+        <w:numPr>
+          <w:ilvl w:val="0"/>
+          <w:numId w:val="5"/>
+        </w:numPr>
+        <w:rPr>
+          <w:sz w:val="24"/>
+          <w:lang w:val="en-US"/>
+        </w:rPr>
+      </w:pPr>
+      <w:r>
+        <w:rPr>
+          <w:sz w:val="24"/>
+          <w:lang w:val="en-US"/>
+        </w:rPr>
+        <w:t xml:space="preserve">Commit </w:t>
+      </w:r>
+      <w:proofErr w:type="spellStart"/>
+      <w:r>
+        <w:rPr>
+          <w:sz w:val="24"/>
+          <w:lang w:val="en-US"/>
+        </w:rPr>
+        <w:t>lên</w:t>
+      </w:r>
+      <w:proofErr w:type="spellEnd"/>
+      <w:r>
+        <w:rPr>
+          <w:sz w:val="24"/>
+          <w:lang w:val="en-US"/>
+        </w:rPr>
+        <w:t xml:space="preserve"> </w:t>
+      </w:r>
+      <w:proofErr w:type="spellStart"/>
+      <w:r>
+        <w:rPr>
+          <w:sz w:val="24"/>
+          <w:lang w:val="en-US"/>
+        </w:rPr>
+        <w:t>github</w:t>
+      </w:r>
+      <w:proofErr w:type="spellEnd"/>
+      <w:r>
+        <w:rPr>
+          <w:sz w:val="24"/>
+          <w:lang w:val="en-US"/>
+        </w:rPr>
+        <w:t xml:space="preserve"> </w:t>
+      </w:r>
+    </w:p>
+    <w:p>
+      <w:pPr>
+        <w:pStyle w:val="ListParagraph"/>
+        <w:numPr>
+          <w:ilvl w:val="0"/>
+          <w:numId w:val="5"/>
+        </w:numPr>
+        <w:rPr>
+          <w:sz w:val="24"/>
+          <w:lang w:val="en-US"/>
+        </w:rPr>
+      </w:pPr>
+      <w:proofErr w:type="spellStart"/>
+      <w:r>
+        <w:rPr>
+          <w:sz w:val="24"/>
+          <w:lang w:val="en-US"/>
+        </w:rPr>
+        <w:t>Bắt</w:t>
+      </w:r>
+      <w:proofErr w:type="spellEnd"/>
+      <w:r>
+        <w:rPr>
+          <w:sz w:val="24"/>
+          <w:lang w:val="en-US"/>
+        </w:rPr>
+        <w:t xml:space="preserve"> </w:t>
+      </w:r>
+      <w:proofErr w:type="spellStart"/>
+      <w:r>
+        <w:rPr>
+          <w:sz w:val="24"/>
+          <w:lang w:val="en-US"/>
+        </w:rPr>
+        <w:t>đầu</w:t>
+      </w:r>
+      <w:proofErr w:type="spellEnd"/>
+      <w:r>
+        <w:rPr>
+          <w:sz w:val="24"/>
+          <w:lang w:val="en-US"/>
+        </w:rPr>
+        <w:t xml:space="preserve"> </w:t>
+      </w:r>
+      <w:proofErr w:type="spellStart"/>
+      <w:r>
+        <w:rPr>
+          <w:sz w:val="24"/>
+          <w:lang w:val="en-US"/>
+        </w:rPr>
+        <w:t>làm</w:t>
+      </w:r>
+      <w:proofErr w:type="spellEnd"/>
+      <w:r>
+        <w:rPr>
+          <w:sz w:val="24"/>
+          <w:lang w:val="en-US"/>
+        </w:rPr>
+        <w:t xml:space="preserve"> file.doc </w:t>
+      </w:r>
+      <w:proofErr w:type="spellStart"/>
+      <w:r>
+        <w:rPr>
+          <w:sz w:val="24"/>
+          <w:lang w:val="en-US"/>
+        </w:rPr>
+        <w:t>báo</w:t>
+      </w:r>
+      <w:proofErr w:type="spellEnd"/>
+      <w:r>
+        <w:rPr>
+          <w:sz w:val="24"/>
+          <w:lang w:val="en-US"/>
+        </w:rPr>
+        <w:t xml:space="preserve"> </w:t>
+      </w:r>
+      <w:proofErr w:type="spellStart"/>
+      <w:r>
+        <w:rPr>
+          <w:sz w:val="24"/>
+          <w:lang w:val="en-US"/>
+        </w:rPr>
+        <w:t>cáo</w:t>
+      </w:r>
+      <w:proofErr w:type="spellEnd"/>
+      <w:r>
+        <w:rPr>
+          <w:sz w:val="24"/>
+          <w:lang w:val="en-US"/>
+        </w:rPr>
+        <w:t xml:space="preserve"> </w:t>
+      </w:r>
+    </w:p>
+    <w:p>
+      <w:pPr>
+        <w:rPr>
+          <w:b/>
+          <w:sz w:val="24"/>
+          <w:lang w:val="en-US"/>
+        </w:rPr>
+      </w:pPr>
+      <w:proofErr w:type="spellStart"/>
+      <w:r>
+        <w:rPr>
+          <w:b/>
+          <w:sz w:val="24"/>
+          <w:lang w:val="en-US"/>
+        </w:rPr>
+        <w:t>Báo</w:t>
+      </w:r>
+      <w:proofErr w:type="spellEnd"/>
+      <w:r>
+        <w:rPr>
+          <w:b/>
+          <w:sz w:val="24"/>
+          <w:lang w:val="en-US"/>
+        </w:rPr>
+        <w:t xml:space="preserve"> </w:t>
+      </w:r>
+      <w:proofErr w:type="spellStart"/>
+      <w:r>
+        <w:rPr>
+          <w:b/>
+          <w:sz w:val="24"/>
+          <w:lang w:val="en-US"/>
+        </w:rPr>
+        <w:t>cáo</w:t>
+      </w:r>
+      <w:proofErr w:type="spellEnd"/>
+      <w:r>
+        <w:rPr>
+          <w:b/>
+          <w:sz w:val="24"/>
+          <w:lang w:val="en-US"/>
+        </w:rPr>
+        <w:t xml:space="preserve"> </w:t>
+      </w:r>
+      <w:proofErr w:type="spellStart"/>
+      <w:r>
+        <w:rPr>
+          <w:b/>
+          <w:sz w:val="24"/>
+          <w:lang w:val="en-US"/>
+        </w:rPr>
+        <w:t>tuầ</w:t>
+      </w:r>
+      <w:r>
+        <w:rPr>
+          <w:b/>
+          <w:sz w:val="24"/>
+          <w:lang w:val="en-US"/>
+        </w:rPr>
+        <w:t>n</w:t>
+      </w:r>
+      <w:proofErr w:type="spellEnd"/>
+      <w:r>
+        <w:rPr>
+          <w:b/>
+          <w:sz w:val="24"/>
+          <w:lang w:val="en-US"/>
+        </w:rPr>
+        <w:t xml:space="preserve"> </w:t>
+      </w:r>
+      <w:proofErr w:type="gramStart"/>
+      <w:r>
+        <w:rPr>
+          <w:b/>
+          <w:sz w:val="24"/>
+          <w:lang w:val="en-US"/>
+        </w:rPr>
+        <w:t>4</w:t>
+      </w:r>
+      <w:r>
+        <w:rPr>
+          <w:b/>
+          <w:sz w:val="24"/>
+          <w:lang w:val="en-US"/>
+        </w:rPr>
+        <w:t xml:space="preserve"> :</w:t>
+      </w:r>
+      <w:proofErr w:type="gramEnd"/>
+    </w:p>
+    <w:p>
+      <w:pPr>
+        <w:rPr>
+          <w:sz w:val="24"/>
+          <w:lang w:val="en-US"/>
+        </w:rPr>
+      </w:pPr>
+      <w:proofErr w:type="spellStart"/>
+      <w:r>
+        <w:rPr>
+          <w:sz w:val="24"/>
+          <w:lang w:val="en-US"/>
+        </w:rPr>
+        <w:t>Trong</w:t>
+      </w:r>
+      <w:proofErr w:type="spellEnd"/>
+      <w:r>
+        <w:rPr>
+          <w:sz w:val="24"/>
+          <w:lang w:val="en-US"/>
+        </w:rPr>
+        <w:t xml:space="preserve"> </w:t>
+      </w:r>
+      <w:proofErr w:type="spellStart"/>
+      <w:r>
+        <w:rPr>
+          <w:sz w:val="24"/>
+          <w:lang w:val="en-US"/>
+        </w:rPr>
+        <w:t>tuần</w:t>
+      </w:r>
+      <w:proofErr w:type="spellEnd"/>
+      <w:r>
+        <w:rPr>
+          <w:sz w:val="24"/>
+          <w:lang w:val="en-US"/>
+        </w:rPr>
+        <w:t xml:space="preserve"> </w:t>
+      </w:r>
+      <w:proofErr w:type="spellStart"/>
+      <w:r>
+        <w:rPr>
+          <w:sz w:val="24"/>
+          <w:lang w:val="en-US"/>
+        </w:rPr>
+        <w:t>này</w:t>
+      </w:r>
+      <w:proofErr w:type="spellEnd"/>
+      <w:r>
+        <w:rPr>
+          <w:sz w:val="24"/>
+          <w:lang w:val="en-US"/>
+        </w:rPr>
+        <w:t xml:space="preserve"> </w:t>
+      </w:r>
+      <w:proofErr w:type="spellStart"/>
+      <w:r>
+        <w:rPr>
+          <w:sz w:val="24"/>
+          <w:lang w:val="en-US"/>
+        </w:rPr>
+        <w:t>em</w:t>
+      </w:r>
+      <w:proofErr w:type="spellEnd"/>
+      <w:r>
+        <w:rPr>
+          <w:sz w:val="24"/>
+          <w:lang w:val="en-US"/>
+        </w:rPr>
+        <w:t xml:space="preserve"> </w:t>
+      </w:r>
+      <w:proofErr w:type="spellStart"/>
+      <w:r>
+        <w:rPr>
+          <w:sz w:val="24"/>
+          <w:lang w:val="en-US"/>
+        </w:rPr>
+        <w:t>đã</w:t>
+      </w:r>
+      <w:proofErr w:type="spellEnd"/>
+      <w:r>
+        <w:rPr>
+          <w:sz w:val="24"/>
+          <w:lang w:val="en-US"/>
+        </w:rPr>
+        <w:t xml:space="preserve"> </w:t>
+      </w:r>
+      <w:proofErr w:type="spellStart"/>
+      <w:r>
+        <w:rPr>
+          <w:sz w:val="24"/>
+          <w:lang w:val="en-US"/>
+        </w:rPr>
+        <w:t>biết</w:t>
+      </w:r>
+      <w:proofErr w:type="spellEnd"/>
+      <w:r>
+        <w:rPr>
+          <w:sz w:val="24"/>
+          <w:lang w:val="en-US"/>
+        </w:rPr>
+        <w:t xml:space="preserve"> </w:t>
+      </w:r>
+      <w:proofErr w:type="spellStart"/>
+      <w:r>
+        <w:rPr>
+          <w:sz w:val="24"/>
+          <w:lang w:val="en-US"/>
+        </w:rPr>
+        <w:t>thêm</w:t>
+      </w:r>
+      <w:proofErr w:type="spellEnd"/>
+      <w:r>
+        <w:rPr>
+          <w:sz w:val="24"/>
+          <w:lang w:val="en-US"/>
+        </w:rPr>
+        <w:t xml:space="preserve"> </w:t>
+      </w:r>
+      <w:proofErr w:type="spellStart"/>
+      <w:proofErr w:type="gramStart"/>
+      <w:r>
+        <w:rPr>
+          <w:sz w:val="24"/>
+          <w:lang w:val="en-US"/>
+        </w:rPr>
+        <w:t>được</w:t>
+      </w:r>
+      <w:proofErr w:type="spellEnd"/>
+      <w:r>
+        <w:rPr>
+          <w:sz w:val="24"/>
+          <w:lang w:val="en-US"/>
+        </w:rPr>
+        <w:t xml:space="preserve"> :</w:t>
+      </w:r>
+      <w:proofErr w:type="gramEnd"/>
+    </w:p>
+    <w:p>
+      <w:pPr>
+        <w:pStyle w:val="ListParagraph"/>
+        <w:numPr>
+          <w:ilvl w:val="0"/>
+          <w:numId w:val="6"/>
+        </w:numPr>
+        <w:rPr>
+          <w:sz w:val="24"/>
+          <w:lang w:val="en-US"/>
+        </w:rPr>
+      </w:pPr>
+      <w:proofErr w:type="spellStart"/>
+      <w:r>
+        <w:rPr>
+          <w:sz w:val="24"/>
+          <w:lang w:val="en-US"/>
+        </w:rPr>
+        <w:t>Hoàn</w:t>
+      </w:r>
+      <w:proofErr w:type="spellEnd"/>
+      <w:r>
+        <w:rPr>
+          <w:sz w:val="24"/>
+          <w:lang w:val="en-US"/>
+        </w:rPr>
+        <w:t xml:space="preserve"> </w:t>
+      </w:r>
+      <w:proofErr w:type="spellStart"/>
+      <w:r>
+        <w:rPr>
+          <w:sz w:val="24"/>
+          <w:lang w:val="en-US"/>
+        </w:rPr>
+        <w:t>thành</w:t>
+      </w:r>
+      <w:proofErr w:type="spellEnd"/>
+      <w:r>
+        <w:rPr>
+          <w:sz w:val="24"/>
+          <w:lang w:val="en-US"/>
+        </w:rPr>
+        <w:t xml:space="preserve"> template user </w:t>
+      </w:r>
+    </w:p>
+    <w:p>
+      <w:pPr>
+        <w:pStyle w:val="ListParagraph"/>
+        <w:numPr>
+          <w:ilvl w:val="0"/>
+          <w:numId w:val="6"/>
+        </w:numPr>
+        <w:rPr>
+          <w:sz w:val="24"/>
+          <w:lang w:val="en-US"/>
+        </w:rPr>
+      </w:pPr>
+      <w:proofErr w:type="spellStart"/>
+      <w:r>
+        <w:rPr>
+          <w:sz w:val="24"/>
+          <w:lang w:val="en-US"/>
+        </w:rPr>
+        <w:t>Bắt</w:t>
+      </w:r>
+      <w:proofErr w:type="spellEnd"/>
+      <w:r>
+        <w:rPr>
+          <w:sz w:val="24"/>
+          <w:lang w:val="en-US"/>
+        </w:rPr>
+        <w:t xml:space="preserve"> </w:t>
+      </w:r>
+      <w:proofErr w:type="spellStart"/>
+      <w:r>
+        <w:rPr>
+          <w:sz w:val="24"/>
+          <w:lang w:val="en-US"/>
+        </w:rPr>
+        <w:t>đầu</w:t>
+      </w:r>
+      <w:proofErr w:type="spellEnd"/>
+      <w:r>
+        <w:rPr>
+          <w:sz w:val="24"/>
+          <w:lang w:val="en-US"/>
+        </w:rPr>
+        <w:t xml:space="preserve"> </w:t>
+      </w:r>
+      <w:proofErr w:type="spellStart"/>
+      <w:r>
+        <w:rPr>
+          <w:sz w:val="24"/>
+          <w:lang w:val="en-US"/>
+        </w:rPr>
+        <w:t>nhúng</w:t>
+      </w:r>
+      <w:proofErr w:type="spellEnd"/>
+      <w:r>
+        <w:rPr>
+          <w:sz w:val="24"/>
+          <w:lang w:val="en-US"/>
+        </w:rPr>
+        <w:t xml:space="preserve"> template admin</w:t>
+      </w:r>
+    </w:p>
+    <w:p>
+      <w:pPr>
+        <w:pStyle w:val="ListParagraph"/>
+        <w:numPr>
+          <w:ilvl w:val="0"/>
+          <w:numId w:val="6"/>
+        </w:numPr>
+        <w:rPr>
+          <w:sz w:val="24"/>
+          <w:lang w:val="en-US"/>
+        </w:rPr>
+      </w:pPr>
+      <w:proofErr w:type="spellStart"/>
+      <w:r>
+        <w:rPr>
+          <w:sz w:val="24"/>
+          <w:lang w:val="en-US"/>
+        </w:rPr>
+        <w:t>Tiếp</w:t>
+      </w:r>
+      <w:proofErr w:type="spellEnd"/>
+      <w:r>
+        <w:rPr>
+          <w:sz w:val="24"/>
+          <w:lang w:val="en-US"/>
+        </w:rPr>
+        <w:t xml:space="preserve"> </w:t>
+      </w:r>
+      <w:proofErr w:type="spellStart"/>
+      <w:r>
+        <w:rPr>
+          <w:sz w:val="24"/>
+          <w:lang w:val="en-US"/>
+        </w:rPr>
+        <w:t>tục</w:t>
+      </w:r>
+      <w:proofErr w:type="spellEnd"/>
+      <w:r>
+        <w:rPr>
+          <w:sz w:val="24"/>
+          <w:lang w:val="en-US"/>
+        </w:rPr>
+        <w:t xml:space="preserve"> </w:t>
+      </w:r>
+      <w:proofErr w:type="spellStart"/>
+      <w:r>
+        <w:rPr>
+          <w:sz w:val="24"/>
+          <w:lang w:val="en-US"/>
+        </w:rPr>
+        <w:t>làm</w:t>
+      </w:r>
+      <w:proofErr w:type="spellEnd"/>
+      <w:r>
+        <w:rPr>
+          <w:sz w:val="24"/>
+          <w:lang w:val="en-US"/>
+        </w:rPr>
+        <w:t xml:space="preserve"> file.doc </w:t>
+      </w:r>
+      <w:proofErr w:type="spellStart"/>
+      <w:r>
+        <w:rPr>
+          <w:sz w:val="24"/>
+          <w:lang w:val="en-US"/>
+        </w:rPr>
+        <w:t>báo</w:t>
+      </w:r>
+      <w:proofErr w:type="spellEnd"/>
+      <w:r>
+        <w:rPr>
+          <w:sz w:val="24"/>
+          <w:lang w:val="en-US"/>
+        </w:rPr>
+        <w:t xml:space="preserve"> </w:t>
+      </w:r>
+      <w:proofErr w:type="spellStart"/>
+      <w:r>
+        <w:rPr>
+          <w:sz w:val="24"/>
+          <w:lang w:val="en-US"/>
+        </w:rPr>
+        <w:t>cáo</w:t>
+      </w:r>
+      <w:proofErr w:type="spellEnd"/>
+    </w:p>
+    <w:p>
+      <w:pPr>
+        <w:rPr>
+          <w:b/>
+          <w:sz w:val="24"/>
+          <w:lang w:val="en-US"/>
+        </w:rPr>
+      </w:pPr>
+      <w:proofErr w:type="spellStart"/>
+      <w:r>
+        <w:rPr>
+          <w:b/>
+          <w:sz w:val="24"/>
+          <w:lang w:val="en-US"/>
+        </w:rPr>
+        <w:t>Báo</w:t>
+      </w:r>
+      <w:proofErr w:type="spellEnd"/>
+      <w:r>
+        <w:rPr>
+          <w:b/>
+          <w:sz w:val="24"/>
+          <w:lang w:val="en-US"/>
+        </w:rPr>
+        <w:t xml:space="preserve"> </w:t>
+      </w:r>
+      <w:proofErr w:type="spellStart"/>
+      <w:r>
+        <w:rPr>
+          <w:b/>
+          <w:sz w:val="24"/>
+          <w:lang w:val="en-US"/>
+        </w:rPr>
+        <w:t>cáo</w:t>
+      </w:r>
+      <w:proofErr w:type="spellEnd"/>
+      <w:r>
+        <w:rPr>
+          <w:b/>
+          <w:sz w:val="24"/>
+          <w:lang w:val="en-US"/>
+        </w:rPr>
+        <w:t xml:space="preserve"> </w:t>
+      </w:r>
+      <w:proofErr w:type="spellStart"/>
+      <w:r>
+        <w:rPr>
+          <w:b/>
+          <w:sz w:val="24"/>
+          <w:lang w:val="en-US"/>
+        </w:rPr>
+        <w:t>tuầ</w:t>
+      </w:r>
+      <w:r>
+        <w:rPr>
+          <w:b/>
+          <w:sz w:val="24"/>
+          <w:lang w:val="en-US"/>
+        </w:rPr>
+        <w:t>n</w:t>
+      </w:r>
+      <w:proofErr w:type="spellEnd"/>
+      <w:r>
+        <w:rPr>
+          <w:b/>
+          <w:sz w:val="24"/>
+          <w:lang w:val="en-US"/>
+        </w:rPr>
+        <w:t xml:space="preserve"> </w:t>
+      </w:r>
+      <w:proofErr w:type="gramStart"/>
+      <w:r>
+        <w:rPr>
+          <w:b/>
+          <w:sz w:val="24"/>
+          <w:lang w:val="en-US"/>
+        </w:rPr>
+        <w:t>5</w:t>
+      </w:r>
+      <w:r>
+        <w:rPr>
+          <w:b/>
+          <w:sz w:val="24"/>
+          <w:lang w:val="en-US"/>
+        </w:rPr>
+        <w:t xml:space="preserve"> :</w:t>
+      </w:r>
+      <w:proofErr w:type="gramEnd"/>
+    </w:p>
+    <w:p>
+      <w:pPr>
+        <w:rPr>
+          <w:sz w:val="24"/>
+          <w:lang w:val="en-US"/>
+        </w:rPr>
+      </w:pPr>
+      <w:proofErr w:type="spellStart"/>
+      <w:r>
+        <w:rPr>
+          <w:sz w:val="24"/>
+          <w:lang w:val="en-US"/>
+        </w:rPr>
+        <w:t>Trong</w:t>
+      </w:r>
+      <w:proofErr w:type="spellEnd"/>
+      <w:r>
+        <w:rPr>
+          <w:sz w:val="24"/>
+          <w:lang w:val="en-US"/>
+        </w:rPr>
+        <w:t xml:space="preserve"> </w:t>
+      </w:r>
+      <w:proofErr w:type="spellStart"/>
+      <w:r>
+        <w:rPr>
+          <w:sz w:val="24"/>
+          <w:lang w:val="en-US"/>
+        </w:rPr>
+        <w:t>tuần</w:t>
+      </w:r>
+      <w:proofErr w:type="spellEnd"/>
+      <w:r>
+        <w:rPr>
+          <w:sz w:val="24"/>
+          <w:lang w:val="en-US"/>
+        </w:rPr>
+        <w:t xml:space="preserve"> </w:t>
+      </w:r>
+      <w:proofErr w:type="spellStart"/>
+      <w:r>
+        <w:rPr>
+          <w:sz w:val="24"/>
+          <w:lang w:val="en-US"/>
+        </w:rPr>
+        <w:t>này</w:t>
+      </w:r>
+      <w:proofErr w:type="spellEnd"/>
+      <w:r>
+        <w:rPr>
+          <w:sz w:val="24"/>
+          <w:lang w:val="en-US"/>
+        </w:rPr>
+        <w:t xml:space="preserve"> </w:t>
+      </w:r>
+      <w:proofErr w:type="spellStart"/>
+      <w:r>
+        <w:rPr>
+          <w:sz w:val="24"/>
+          <w:lang w:val="en-US"/>
+        </w:rPr>
+        <w:t>em</w:t>
+      </w:r>
+      <w:proofErr w:type="spellEnd"/>
+      <w:r>
+        <w:rPr>
+          <w:sz w:val="24"/>
+          <w:lang w:val="en-US"/>
+        </w:rPr>
+        <w:t xml:space="preserve"> </w:t>
+      </w:r>
+      <w:proofErr w:type="spellStart"/>
+      <w:r>
+        <w:rPr>
+          <w:sz w:val="24"/>
+          <w:lang w:val="en-US"/>
+        </w:rPr>
+        <w:t>đã</w:t>
+      </w:r>
+      <w:proofErr w:type="spellEnd"/>
+      <w:r>
+        <w:rPr>
+          <w:sz w:val="24"/>
+          <w:lang w:val="en-US"/>
+        </w:rPr>
+        <w:t xml:space="preserve"> </w:t>
+      </w:r>
+      <w:proofErr w:type="spellStart"/>
+      <w:r>
+        <w:rPr>
+          <w:sz w:val="24"/>
+          <w:lang w:val="en-US"/>
+        </w:rPr>
+        <w:t>biết</w:t>
+      </w:r>
+      <w:proofErr w:type="spellEnd"/>
+      <w:r>
+        <w:rPr>
+          <w:sz w:val="24"/>
+          <w:lang w:val="en-US"/>
+        </w:rPr>
+        <w:t xml:space="preserve"> </w:t>
+      </w:r>
+      <w:proofErr w:type="spellStart"/>
+      <w:r>
+        <w:rPr>
+          <w:sz w:val="24"/>
+          <w:lang w:val="en-US"/>
+        </w:rPr>
+        <w:t>thêm</w:t>
+      </w:r>
+      <w:proofErr w:type="spellEnd"/>
+      <w:r>
+        <w:rPr>
+          <w:sz w:val="24"/>
+          <w:lang w:val="en-US"/>
+        </w:rPr>
+        <w:t xml:space="preserve"> </w:t>
+      </w:r>
+      <w:proofErr w:type="spellStart"/>
+      <w:proofErr w:type="gramStart"/>
+      <w:r>
+        <w:rPr>
+          <w:sz w:val="24"/>
+          <w:lang w:val="en-US"/>
+        </w:rPr>
+        <w:t>được</w:t>
+      </w:r>
+      <w:proofErr w:type="spellEnd"/>
+      <w:r>
+        <w:rPr>
+          <w:sz w:val="24"/>
+          <w:lang w:val="en-US"/>
+        </w:rPr>
+        <w:t xml:space="preserve"> :</w:t>
+      </w:r>
+      <w:proofErr w:type="gramEnd"/>
+    </w:p>
+    <w:p>
+      <w:pPr>
+        <w:pStyle w:val="ListParagraph"/>
+        <w:numPr>
+          <w:ilvl w:val="0"/>
+          <w:numId w:val="7"/>
+        </w:numPr>
+        <w:rPr>
+          <w:sz w:val="24"/>
+          <w:lang w:val="en-US"/>
+        </w:rPr>
+      </w:pPr>
+      <w:proofErr w:type="spellStart"/>
+      <w:r>
+        <w:rPr>
+          <w:sz w:val="24"/>
+          <w:lang w:val="en-US"/>
+        </w:rPr>
+        <w:t>Hoành</w:t>
+      </w:r>
+      <w:proofErr w:type="spellEnd"/>
+      <w:r>
+        <w:rPr>
+          <w:sz w:val="24"/>
+          <w:lang w:val="en-US"/>
+        </w:rPr>
+        <w:t xml:space="preserve"> </w:t>
+      </w:r>
+      <w:proofErr w:type="spellStart"/>
+      <w:r>
+        <w:rPr>
+          <w:sz w:val="24"/>
+          <w:lang w:val="en-US"/>
+        </w:rPr>
+        <w:t>thành</w:t>
+      </w:r>
+      <w:proofErr w:type="spellEnd"/>
+      <w:r>
+        <w:rPr>
+          <w:sz w:val="24"/>
+          <w:lang w:val="en-US"/>
+        </w:rPr>
+        <w:t xml:space="preserve"> 2 template</w:t>
+      </w:r>
+    </w:p>
+    <w:p>
+      <w:pPr>
+        <w:pStyle w:val="ListParagraph"/>
+        <w:numPr>
+          <w:ilvl w:val="0"/>
+          <w:numId w:val="7"/>
+        </w:numPr>
+        <w:rPr>
+          <w:sz w:val="24"/>
+          <w:lang w:val="en-US"/>
+        </w:rPr>
+      </w:pPr>
+      <w:proofErr w:type="spellStart"/>
+      <w:r>
+        <w:rPr>
+          <w:sz w:val="24"/>
+          <w:lang w:val="en-US"/>
+        </w:rPr>
+        <w:t>Tiếp</w:t>
+      </w:r>
+      <w:proofErr w:type="spellEnd"/>
+      <w:r>
+        <w:rPr>
+          <w:sz w:val="24"/>
+          <w:lang w:val="en-US"/>
+        </w:rPr>
+        <w:t xml:space="preserve"> </w:t>
+      </w:r>
+      <w:proofErr w:type="spellStart"/>
+      <w:r>
+        <w:rPr>
+          <w:sz w:val="24"/>
+          <w:lang w:val="en-US"/>
+        </w:rPr>
+        <w:t>tục</w:t>
+      </w:r>
+      <w:proofErr w:type="spellEnd"/>
+      <w:r>
+        <w:rPr>
+          <w:sz w:val="24"/>
+          <w:lang w:val="en-US"/>
+        </w:rPr>
+        <w:t xml:space="preserve"> </w:t>
+      </w:r>
+      <w:proofErr w:type="spellStart"/>
+      <w:r>
+        <w:rPr>
+          <w:sz w:val="24"/>
+          <w:lang w:val="en-US"/>
+        </w:rPr>
+        <w:t>hoàn</w:t>
+      </w:r>
+      <w:proofErr w:type="spellEnd"/>
+      <w:r>
+        <w:rPr>
+          <w:sz w:val="24"/>
+          <w:lang w:val="en-US"/>
+        </w:rPr>
+        <w:t xml:space="preserve"> </w:t>
+      </w:r>
+      <w:proofErr w:type="spellStart"/>
+      <w:r>
+        <w:rPr>
+          <w:sz w:val="24"/>
+          <w:lang w:val="en-US"/>
+        </w:rPr>
+        <w:t>thành</w:t>
+      </w:r>
+      <w:proofErr w:type="spellEnd"/>
+      <w:r>
+        <w:rPr>
+          <w:sz w:val="24"/>
+          <w:lang w:val="en-US"/>
+        </w:rPr>
+        <w:t xml:space="preserve"> layout user </w:t>
+      </w:r>
+      <w:proofErr w:type="spellStart"/>
+      <w:r>
+        <w:rPr>
+          <w:sz w:val="24"/>
+          <w:lang w:val="en-US"/>
+        </w:rPr>
+        <w:t>trên</w:t>
+      </w:r>
+      <w:proofErr w:type="spellEnd"/>
+      <w:r>
+        <w:rPr>
+          <w:sz w:val="24"/>
+          <w:lang w:val="en-US"/>
+        </w:rPr>
+        <w:t xml:space="preserve"> </w:t>
+      </w:r>
+      <w:proofErr w:type="spellStart"/>
+      <w:r>
+        <w:rPr>
+          <w:sz w:val="24"/>
+          <w:lang w:val="en-US"/>
+        </w:rPr>
+        <w:t>thanh</w:t>
+      </w:r>
+      <w:proofErr w:type="spellEnd"/>
+      <w:r>
+        <w:rPr>
+          <w:sz w:val="24"/>
+          <w:lang w:val="en-US"/>
+        </w:rPr>
+        <w:t xml:space="preserve"> menu</w:t>
+      </w:r>
+      <w:r>
+        <w:rPr>
+          <w:sz w:val="24"/>
+          <w:lang w:val="en-US"/>
+        </w:rPr>
+        <w:t xml:space="preserve"> user</w:t>
+      </w:r>
+      <w:r>
+        <w:rPr>
+          <w:sz w:val="24"/>
+          <w:lang w:val="en-US"/>
+        </w:rPr>
+        <w:t xml:space="preserve"> </w:t>
+      </w:r>
+      <w:proofErr w:type="gramStart"/>
+      <w:r>
+        <w:rPr>
+          <w:sz w:val="24"/>
+          <w:lang w:val="en-US"/>
+        </w:rPr>
+        <w:t>( Shop</w:t>
+      </w:r>
+      <w:proofErr w:type="gramEnd"/>
+      <w:r>
+        <w:rPr>
+          <w:sz w:val="24"/>
+          <w:lang w:val="en-US"/>
+        </w:rPr>
+        <w:t xml:space="preserve"> Detail , Cart …)</w:t>
+      </w:r>
+    </w:p>
+    <w:p>
+      <w:pPr>
+        <w:pStyle w:val="ListParagraph"/>
+        <w:numPr>
+          <w:ilvl w:val="0"/>
+          <w:numId w:val="7"/>
+        </w:numPr>
+        <w:rPr>
+          <w:sz w:val="24"/>
+          <w:lang w:val="en-US"/>
+        </w:rPr>
+      </w:pPr>
+      <w:r>
+        <w:rPr>
+          <w:sz w:val="24"/>
+          <w:lang w:val="en-US"/>
+        </w:rPr>
+        <w:t xml:space="preserve"> </w:t>
+      </w:r>
+      <w:proofErr w:type="spellStart"/>
+      <w:r>
+        <w:rPr>
+          <w:sz w:val="24"/>
+          <w:lang w:val="en-US"/>
+        </w:rPr>
+        <w:t>Hoàn</w:t>
+      </w:r>
+      <w:proofErr w:type="spellEnd"/>
+      <w:r>
+        <w:rPr>
+          <w:sz w:val="24"/>
+          <w:lang w:val="en-US"/>
+        </w:rPr>
+        <w:t xml:space="preserve"> </w:t>
+      </w:r>
+      <w:proofErr w:type="spellStart"/>
+      <w:r>
+        <w:rPr>
+          <w:sz w:val="24"/>
+          <w:lang w:val="en-US"/>
+        </w:rPr>
+        <w:t>thành</w:t>
+      </w:r>
+      <w:proofErr w:type="spellEnd"/>
+      <w:r>
+        <w:rPr>
+          <w:sz w:val="24"/>
+          <w:lang w:val="en-US"/>
+        </w:rPr>
+        <w:t xml:space="preserve"> file.doc </w:t>
+      </w:r>
+      <w:proofErr w:type="spellStart"/>
+      <w:r>
+        <w:rPr>
+          <w:sz w:val="24"/>
+          <w:lang w:val="en-US"/>
+        </w:rPr>
+        <w:t>báo</w:t>
+      </w:r>
+      <w:proofErr w:type="spellEnd"/>
+      <w:r>
+        <w:rPr>
+          <w:sz w:val="24"/>
+          <w:lang w:val="en-US"/>
+        </w:rPr>
+        <w:t xml:space="preserve"> </w:t>
+      </w:r>
+      <w:proofErr w:type="spellStart"/>
+      <w:r>
+        <w:rPr>
+          <w:sz w:val="24"/>
+          <w:lang w:val="en-US"/>
+        </w:rPr>
+        <w:t>cáo</w:t>
+      </w:r>
+      <w:proofErr w:type="spellEnd"/>
+      <w:r>
+        <w:rPr>
+          <w:sz w:val="24"/>
+          <w:lang w:val="en-US"/>
+        </w:rPr>
+        <w:t xml:space="preserve"> </w:t>
+      </w:r>
+      <w:proofErr w:type="spellStart"/>
+      <w:r>
+        <w:rPr>
+          <w:sz w:val="24"/>
+          <w:lang w:val="en-US"/>
+        </w:rPr>
+        <w:t>chương</w:t>
+      </w:r>
+      <w:proofErr w:type="spellEnd"/>
+      <w:r>
+        <w:rPr>
+          <w:sz w:val="24"/>
+          <w:lang w:val="en-US"/>
+        </w:rPr>
+        <w:t xml:space="preserve"> 1 </w:t>
+      </w:r>
+    </w:p>
+    <w:p>
+      <w:pPr>
+        <w:rPr>
+          <w:b/>
+          <w:sz w:val="24"/>
+          <w:lang w:val="en-US"/>
+        </w:rPr>
+      </w:pPr>
+      <w:proofErr w:type="spellStart"/>
+      <w:r>
+        <w:rPr>
+          <w:b/>
+          <w:sz w:val="24"/>
+          <w:lang w:val="en-US"/>
+        </w:rPr>
+        <w:t>Báo</w:t>
+      </w:r>
+      <w:proofErr w:type="spellEnd"/>
+      <w:r>
+        <w:rPr>
+          <w:b/>
+          <w:sz w:val="24"/>
+          <w:lang w:val="en-US"/>
+        </w:rPr>
+        <w:t xml:space="preserve"> </w:t>
+      </w:r>
+      <w:proofErr w:type="spellStart"/>
+      <w:r>
+        <w:rPr>
+          <w:b/>
+          <w:sz w:val="24"/>
+          <w:lang w:val="en-US"/>
+        </w:rPr>
+        <w:t>cáo</w:t>
+      </w:r>
+      <w:proofErr w:type="spellEnd"/>
+      <w:r>
+        <w:rPr>
+          <w:b/>
+          <w:sz w:val="24"/>
+          <w:lang w:val="en-US"/>
+        </w:rPr>
+        <w:t xml:space="preserve"> </w:t>
+      </w:r>
+      <w:proofErr w:type="spellStart"/>
+      <w:r>
+        <w:rPr>
+          <w:b/>
+          <w:sz w:val="24"/>
+          <w:lang w:val="en-US"/>
+        </w:rPr>
+        <w:t>tuầ</w:t>
+      </w:r>
+      <w:r>
+        <w:rPr>
+          <w:b/>
+          <w:sz w:val="24"/>
+          <w:lang w:val="en-US"/>
+        </w:rPr>
+        <w:t>n</w:t>
+      </w:r>
+      <w:proofErr w:type="spellEnd"/>
+      <w:r>
+        <w:rPr>
+          <w:b/>
+          <w:sz w:val="24"/>
+          <w:lang w:val="en-US"/>
+        </w:rPr>
+        <w:t xml:space="preserve"> </w:t>
+      </w:r>
+      <w:proofErr w:type="gramStart"/>
+      <w:r>
+        <w:rPr>
+          <w:b/>
+          <w:sz w:val="24"/>
+          <w:lang w:val="en-US"/>
+        </w:rPr>
+        <w:t>6</w:t>
+      </w:r>
+      <w:r>
+        <w:rPr>
+          <w:b/>
+          <w:sz w:val="24"/>
+          <w:lang w:val="en-US"/>
+        </w:rPr>
+        <w:t xml:space="preserve"> :</w:t>
+      </w:r>
+      <w:proofErr w:type="gramEnd"/>
+    </w:p>
+    <w:p>
+      <w:pPr>
+        <w:rPr>
+          <w:sz w:val="24"/>
+          <w:lang w:val="en-US"/>
+        </w:rPr>
+      </w:pPr>
+      <w:proofErr w:type="spellStart"/>
+      <w:r>
+        <w:rPr>
+          <w:sz w:val="24"/>
+          <w:lang w:val="en-US"/>
+        </w:rPr>
+        <w:t>Trong</w:t>
+      </w:r>
+      <w:proofErr w:type="spellEnd"/>
+      <w:r>
+        <w:rPr>
+          <w:sz w:val="24"/>
+          <w:lang w:val="en-US"/>
+        </w:rPr>
+        <w:t xml:space="preserve"> </w:t>
+      </w:r>
+      <w:proofErr w:type="spellStart"/>
+      <w:r>
+        <w:rPr>
+          <w:sz w:val="24"/>
+          <w:lang w:val="en-US"/>
+        </w:rPr>
+        <w:t>tuần</w:t>
+      </w:r>
+      <w:proofErr w:type="spellEnd"/>
+      <w:r>
+        <w:rPr>
+          <w:sz w:val="24"/>
+          <w:lang w:val="en-US"/>
+        </w:rPr>
+        <w:t xml:space="preserve"> </w:t>
+      </w:r>
+      <w:proofErr w:type="spellStart"/>
+      <w:r>
+        <w:rPr>
+          <w:sz w:val="24"/>
+          <w:lang w:val="en-US"/>
+        </w:rPr>
+        <w:t>này</w:t>
+      </w:r>
+      <w:proofErr w:type="spellEnd"/>
+      <w:r>
+        <w:rPr>
+          <w:sz w:val="24"/>
+          <w:lang w:val="en-US"/>
+        </w:rPr>
+        <w:t xml:space="preserve"> </w:t>
+      </w:r>
+      <w:proofErr w:type="spellStart"/>
+      <w:r>
+        <w:rPr>
+          <w:sz w:val="24"/>
+          <w:lang w:val="en-US"/>
+        </w:rPr>
+        <w:t>em</w:t>
+      </w:r>
+      <w:proofErr w:type="spellEnd"/>
+      <w:r>
+        <w:rPr>
+          <w:sz w:val="24"/>
+          <w:lang w:val="en-US"/>
+        </w:rPr>
+        <w:t xml:space="preserve"> </w:t>
+      </w:r>
+      <w:proofErr w:type="spellStart"/>
+      <w:r>
+        <w:rPr>
+          <w:sz w:val="24"/>
+          <w:lang w:val="en-US"/>
+        </w:rPr>
+        <w:t>đã</w:t>
+      </w:r>
+      <w:proofErr w:type="spellEnd"/>
+      <w:r>
+        <w:rPr>
+          <w:sz w:val="24"/>
+          <w:lang w:val="en-US"/>
+        </w:rPr>
+        <w:t xml:space="preserve"> </w:t>
+      </w:r>
+      <w:proofErr w:type="spellStart"/>
+      <w:r>
+        <w:rPr>
+          <w:sz w:val="24"/>
+          <w:lang w:val="en-US"/>
+        </w:rPr>
+        <w:t>biết</w:t>
+      </w:r>
+      <w:proofErr w:type="spellEnd"/>
+      <w:r>
+        <w:rPr>
+          <w:sz w:val="24"/>
+          <w:lang w:val="en-US"/>
+        </w:rPr>
+        <w:t xml:space="preserve"> </w:t>
+      </w:r>
+      <w:proofErr w:type="spellStart"/>
+      <w:r>
+        <w:rPr>
+          <w:sz w:val="24"/>
+          <w:lang w:val="en-US"/>
+        </w:rPr>
+        <w:t>thêm</w:t>
+      </w:r>
+      <w:proofErr w:type="spellEnd"/>
+      <w:r>
+        <w:rPr>
+          <w:sz w:val="24"/>
+          <w:lang w:val="en-US"/>
+        </w:rPr>
+        <w:t xml:space="preserve"> </w:t>
+      </w:r>
+      <w:proofErr w:type="spellStart"/>
+      <w:proofErr w:type="gramStart"/>
+      <w:r>
+        <w:rPr>
+          <w:sz w:val="24"/>
+          <w:lang w:val="en-US"/>
+        </w:rPr>
+        <w:t>được</w:t>
+      </w:r>
+      <w:proofErr w:type="spellEnd"/>
+      <w:r>
+        <w:rPr>
+          <w:sz w:val="24"/>
+          <w:lang w:val="en-US"/>
+        </w:rPr>
+        <w:t xml:space="preserve"> :</w:t>
+      </w:r>
+      <w:proofErr w:type="gramEnd"/>
+    </w:p>
+    <w:p>
+      <w:pPr>
+        <w:pStyle w:val="ListParagraph"/>
+        <w:numPr>
+          <w:ilvl w:val="0"/>
+          <w:numId w:val="8"/>
+        </w:numPr>
+        <w:rPr>
+          <w:sz w:val="24"/>
+          <w:lang w:val="en-US"/>
+        </w:rPr>
+      </w:pPr>
+      <w:proofErr w:type="spellStart"/>
+      <w:r>
+        <w:rPr>
+          <w:sz w:val="24"/>
+          <w:lang w:val="en-US"/>
+        </w:rPr>
+        <w:t>Hoàn</w:t>
+      </w:r>
+      <w:proofErr w:type="spellEnd"/>
+      <w:r>
+        <w:rPr>
+          <w:sz w:val="24"/>
+          <w:lang w:val="en-US"/>
+        </w:rPr>
+        <w:t xml:space="preserve"> </w:t>
+      </w:r>
+      <w:proofErr w:type="spellStart"/>
+      <w:r>
+        <w:rPr>
+          <w:sz w:val="24"/>
+          <w:lang w:val="en-US"/>
+        </w:rPr>
+        <w:t>thành</w:t>
+      </w:r>
+      <w:proofErr w:type="spellEnd"/>
+      <w:r>
+        <w:rPr>
+          <w:sz w:val="24"/>
+          <w:lang w:val="en-US"/>
+        </w:rPr>
+        <w:t xml:space="preserve"> </w:t>
+      </w:r>
+      <w:proofErr w:type="spellStart"/>
+      <w:r>
+        <w:rPr>
+          <w:sz w:val="24"/>
+          <w:lang w:val="en-US"/>
+        </w:rPr>
+        <w:t>tất</w:t>
+      </w:r>
+      <w:proofErr w:type="spellEnd"/>
+      <w:r>
+        <w:rPr>
+          <w:sz w:val="24"/>
+          <w:lang w:val="en-US"/>
+        </w:rPr>
+        <w:t xml:space="preserve"> </w:t>
+      </w:r>
+      <w:proofErr w:type="spellStart"/>
+      <w:r>
+        <w:rPr>
+          <w:sz w:val="24"/>
+          <w:lang w:val="en-US"/>
+        </w:rPr>
+        <w:t>cả</w:t>
+      </w:r>
+      <w:proofErr w:type="spellEnd"/>
+      <w:r>
+        <w:rPr>
+          <w:sz w:val="24"/>
+          <w:lang w:val="en-US"/>
+        </w:rPr>
+        <w:t xml:space="preserve"> </w:t>
+      </w:r>
+      <w:r>
+        <w:rPr>
+          <w:sz w:val="24"/>
+          <w:lang w:val="en-US"/>
+        </w:rPr>
+        <w:t xml:space="preserve">layout </w:t>
+      </w:r>
+      <w:proofErr w:type="spellStart"/>
+      <w:r>
+        <w:rPr>
+          <w:sz w:val="24"/>
+          <w:lang w:val="en-US"/>
+        </w:rPr>
+        <w:t>trên</w:t>
+      </w:r>
+      <w:proofErr w:type="spellEnd"/>
+      <w:r>
+        <w:rPr>
+          <w:sz w:val="24"/>
+          <w:lang w:val="en-US"/>
+        </w:rPr>
+        <w:t xml:space="preserve"> </w:t>
+      </w:r>
+      <w:proofErr w:type="spellStart"/>
+      <w:r>
+        <w:rPr>
+          <w:sz w:val="24"/>
+          <w:lang w:val="en-US"/>
+        </w:rPr>
+        <w:t>thanh</w:t>
+      </w:r>
+      <w:proofErr w:type="spellEnd"/>
+      <w:r>
+        <w:rPr>
+          <w:sz w:val="24"/>
+          <w:lang w:val="en-US"/>
+        </w:rPr>
+        <w:t xml:space="preserve"> menu user </w:t>
+      </w:r>
+    </w:p>
+    <w:p>
+      <w:pPr>
+        <w:pStyle w:val="ListParagraph"/>
+        <w:numPr>
+          <w:ilvl w:val="0"/>
+          <w:numId w:val="8"/>
+        </w:numPr>
+        <w:rPr>
+          <w:sz w:val="24"/>
+          <w:lang w:val="en-US"/>
+        </w:rPr>
+      </w:pPr>
+      <w:proofErr w:type="spellStart"/>
+      <w:r>
+        <w:rPr>
+          <w:sz w:val="24"/>
+          <w:lang w:val="en-US"/>
+        </w:rPr>
+        <w:t>Bắt</w:t>
+      </w:r>
+      <w:proofErr w:type="spellEnd"/>
+      <w:r>
+        <w:rPr>
+          <w:sz w:val="24"/>
+          <w:lang w:val="en-US"/>
+        </w:rPr>
+        <w:t xml:space="preserve"> </w:t>
+      </w:r>
+      <w:proofErr w:type="spellStart"/>
+      <w:r>
+        <w:rPr>
+          <w:sz w:val="24"/>
+          <w:lang w:val="en-US"/>
+        </w:rPr>
+        <w:t>đầu</w:t>
+      </w:r>
+      <w:proofErr w:type="spellEnd"/>
+      <w:r>
+        <w:rPr>
+          <w:sz w:val="24"/>
+          <w:lang w:val="en-US"/>
+        </w:rPr>
+        <w:t xml:space="preserve"> </w:t>
+      </w:r>
+      <w:proofErr w:type="spellStart"/>
+      <w:r>
+        <w:rPr>
+          <w:sz w:val="24"/>
+          <w:lang w:val="en-US"/>
+        </w:rPr>
+        <w:t>dựng</w:t>
+      </w:r>
+      <w:proofErr w:type="spellEnd"/>
+      <w:r>
+        <w:rPr>
+          <w:sz w:val="24"/>
+          <w:lang w:val="en-US"/>
+        </w:rPr>
+        <w:t xml:space="preserve"> layout </w:t>
+      </w:r>
+      <w:proofErr w:type="spellStart"/>
+      <w:r>
+        <w:rPr>
+          <w:sz w:val="24"/>
+          <w:lang w:val="en-US"/>
+        </w:rPr>
+        <w:t>trên</w:t>
+      </w:r>
+      <w:proofErr w:type="spellEnd"/>
+      <w:r>
+        <w:rPr>
+          <w:sz w:val="24"/>
+          <w:lang w:val="en-US"/>
+        </w:rPr>
+        <w:t xml:space="preserve"> </w:t>
+      </w:r>
+      <w:proofErr w:type="spellStart"/>
+      <w:r>
+        <w:rPr>
+          <w:sz w:val="24"/>
+          <w:lang w:val="en-US"/>
+        </w:rPr>
+        <w:t>thanh</w:t>
+      </w:r>
+      <w:proofErr w:type="spellEnd"/>
+      <w:r>
+        <w:rPr>
+          <w:sz w:val="24"/>
+          <w:lang w:val="en-US"/>
+        </w:rPr>
+        <w:t xml:space="preserve"> menu admin </w:t>
+      </w:r>
+      <w:proofErr w:type="gramStart"/>
+      <w:r>
+        <w:rPr>
+          <w:sz w:val="24"/>
+          <w:lang w:val="en-US"/>
+        </w:rPr>
+        <w:t xml:space="preserve">( </w:t>
+      </w:r>
+      <w:proofErr w:type="spellStart"/>
+      <w:r>
+        <w:rPr>
+          <w:sz w:val="24"/>
+          <w:lang w:val="en-US"/>
+        </w:rPr>
+        <w:t>ql</w:t>
+      </w:r>
+      <w:proofErr w:type="spellEnd"/>
+      <w:proofErr w:type="gramEnd"/>
+      <w:r>
+        <w:rPr>
+          <w:sz w:val="24"/>
+          <w:lang w:val="en-US"/>
+        </w:rPr>
+        <w:t xml:space="preserve"> </w:t>
+      </w:r>
+      <w:proofErr w:type="spellStart"/>
+      <w:r>
+        <w:rPr>
+          <w:sz w:val="24"/>
+          <w:lang w:val="en-US"/>
+        </w:rPr>
+        <w:t>sản</w:t>
+      </w:r>
+      <w:proofErr w:type="spellEnd"/>
+      <w:r>
+        <w:rPr>
+          <w:sz w:val="24"/>
+          <w:lang w:val="en-US"/>
+        </w:rPr>
+        <w:t xml:space="preserve"> </w:t>
+      </w:r>
+      <w:proofErr w:type="spellStart"/>
+      <w:r>
+        <w:rPr>
+          <w:sz w:val="24"/>
+          <w:lang w:val="en-US"/>
+        </w:rPr>
+        <w:t>phẩm</w:t>
+      </w:r>
+      <w:proofErr w:type="spellEnd"/>
       <w:r>
         <w:rPr>
           <w:sz w:val="24"/>
@@ -1431,23 +3181,482 @@
           <w:sz w:val="24"/>
           <w:lang w:val="en-US"/>
         </w:rPr>
-        <w:t>đang</w:t>
-      </w:r>
-      <w:proofErr w:type="spellEnd"/>
-      <w:r>
-        <w:rPr>
-          <w:sz w:val="24"/>
-          <w:lang w:val="en-US"/>
-        </w:rPr>
-        <w:t xml:space="preserve"> </w:t>
-      </w:r>
-      <w:proofErr w:type="spellStart"/>
-      <w:r>
-        <w:rPr>
-          <w:sz w:val="24"/>
-          <w:lang w:val="en-US"/>
-        </w:rPr>
-        <w:t>xây</w:t>
+        <w:t>ql</w:t>
+      </w:r>
+      <w:proofErr w:type="spellEnd"/>
+      <w:r>
+        <w:rPr>
+          <w:sz w:val="24"/>
+          <w:lang w:val="en-US"/>
+        </w:rPr>
+        <w:t xml:space="preserve"> </w:t>
+      </w:r>
+      <w:proofErr w:type="spellStart"/>
+      <w:r>
+        <w:rPr>
+          <w:sz w:val="24"/>
+          <w:lang w:val="en-US"/>
+        </w:rPr>
+        <w:t>danh</w:t>
+      </w:r>
+      <w:proofErr w:type="spellEnd"/>
+      <w:r>
+        <w:rPr>
+          <w:sz w:val="24"/>
+          <w:lang w:val="en-US"/>
+        </w:rPr>
+        <w:t xml:space="preserve"> </w:t>
+      </w:r>
+      <w:proofErr w:type="spellStart"/>
+      <w:r>
+        <w:rPr>
+          <w:sz w:val="24"/>
+          <w:lang w:val="en-US"/>
+        </w:rPr>
+        <w:t>mục</w:t>
+      </w:r>
+      <w:proofErr w:type="spellEnd"/>
+      <w:r>
+        <w:rPr>
+          <w:sz w:val="24"/>
+          <w:lang w:val="en-US"/>
+        </w:rPr>
+        <w:t xml:space="preserve"> …)</w:t>
+      </w:r>
+    </w:p>
+    <w:p>
+      <w:pPr>
+        <w:pStyle w:val="ListParagraph"/>
+        <w:numPr>
+          <w:ilvl w:val="0"/>
+          <w:numId w:val="8"/>
+        </w:numPr>
+        <w:rPr>
+          <w:sz w:val="24"/>
+          <w:lang w:val="en-US"/>
+        </w:rPr>
+      </w:pPr>
+      <w:proofErr w:type="spellStart"/>
+      <w:r>
+        <w:rPr>
+          <w:sz w:val="24"/>
+          <w:lang w:val="en-US"/>
+        </w:rPr>
+        <w:t>Tiếp</w:t>
+      </w:r>
+      <w:proofErr w:type="spellEnd"/>
+      <w:r>
+        <w:rPr>
+          <w:sz w:val="24"/>
+          <w:lang w:val="en-US"/>
+        </w:rPr>
+        <w:t xml:space="preserve"> </w:t>
+      </w:r>
+      <w:proofErr w:type="spellStart"/>
+      <w:r>
+        <w:rPr>
+          <w:sz w:val="24"/>
+          <w:lang w:val="en-US"/>
+        </w:rPr>
+        <w:t>tục</w:t>
+      </w:r>
+      <w:proofErr w:type="spellEnd"/>
+      <w:r>
+        <w:rPr>
+          <w:sz w:val="24"/>
+          <w:lang w:val="en-US"/>
+        </w:rPr>
+        <w:t xml:space="preserve"> </w:t>
+      </w:r>
+      <w:proofErr w:type="spellStart"/>
+      <w:r>
+        <w:rPr>
+          <w:sz w:val="24"/>
+          <w:lang w:val="en-US"/>
+        </w:rPr>
+        <w:t>làm</w:t>
+      </w:r>
+      <w:proofErr w:type="spellEnd"/>
+      <w:r>
+        <w:rPr>
+          <w:sz w:val="24"/>
+          <w:lang w:val="en-US"/>
+        </w:rPr>
+        <w:t xml:space="preserve"> file.doc </w:t>
+      </w:r>
+      <w:proofErr w:type="spellStart"/>
+      <w:r>
+        <w:rPr>
+          <w:sz w:val="24"/>
+          <w:lang w:val="en-US"/>
+        </w:rPr>
+        <w:t>báo</w:t>
+      </w:r>
+      <w:proofErr w:type="spellEnd"/>
+      <w:r>
+        <w:rPr>
+          <w:sz w:val="24"/>
+          <w:lang w:val="en-US"/>
+        </w:rPr>
+        <w:t xml:space="preserve"> </w:t>
+      </w:r>
+      <w:proofErr w:type="spellStart"/>
+      <w:r>
+        <w:rPr>
+          <w:sz w:val="24"/>
+          <w:lang w:val="en-US"/>
+        </w:rPr>
+        <w:t>cáo</w:t>
+      </w:r>
+      <w:proofErr w:type="spellEnd"/>
+      <w:r>
+        <w:rPr>
+          <w:sz w:val="24"/>
+          <w:lang w:val="en-US"/>
+        </w:rPr>
+        <w:t xml:space="preserve"> </w:t>
+      </w:r>
+    </w:p>
+    <w:p>
+      <w:pPr>
+        <w:rPr>
+          <w:b/>
+          <w:sz w:val="24"/>
+          <w:lang w:val="en-US"/>
+        </w:rPr>
+      </w:pPr>
+      <w:proofErr w:type="spellStart"/>
+      <w:r>
+        <w:rPr>
+          <w:b/>
+          <w:sz w:val="24"/>
+          <w:lang w:val="en-US"/>
+        </w:rPr>
+        <w:lastRenderedPageBreak/>
+        <w:t>Báo</w:t>
+      </w:r>
+      <w:proofErr w:type="spellEnd"/>
+      <w:r>
+        <w:rPr>
+          <w:b/>
+          <w:sz w:val="24"/>
+          <w:lang w:val="en-US"/>
+        </w:rPr>
+        <w:t xml:space="preserve"> </w:t>
+      </w:r>
+      <w:proofErr w:type="spellStart"/>
+      <w:r>
+        <w:rPr>
+          <w:b/>
+          <w:sz w:val="24"/>
+          <w:lang w:val="en-US"/>
+        </w:rPr>
+        <w:t>cáo</w:t>
+      </w:r>
+      <w:proofErr w:type="spellEnd"/>
+      <w:r>
+        <w:rPr>
+          <w:b/>
+          <w:sz w:val="24"/>
+          <w:lang w:val="en-US"/>
+        </w:rPr>
+        <w:t xml:space="preserve"> </w:t>
+      </w:r>
+      <w:proofErr w:type="spellStart"/>
+      <w:r>
+        <w:rPr>
+          <w:b/>
+          <w:sz w:val="24"/>
+          <w:lang w:val="en-US"/>
+        </w:rPr>
+        <w:t>tuầ</w:t>
+      </w:r>
+      <w:r>
+        <w:rPr>
+          <w:b/>
+          <w:sz w:val="24"/>
+          <w:lang w:val="en-US"/>
+        </w:rPr>
+        <w:t>n</w:t>
+      </w:r>
+      <w:proofErr w:type="spellEnd"/>
+      <w:r>
+        <w:rPr>
+          <w:b/>
+          <w:sz w:val="24"/>
+          <w:lang w:val="en-US"/>
+        </w:rPr>
+        <w:t xml:space="preserve"> </w:t>
+      </w:r>
+      <w:proofErr w:type="gramStart"/>
+      <w:r>
+        <w:rPr>
+          <w:b/>
+          <w:sz w:val="24"/>
+          <w:lang w:val="en-US"/>
+        </w:rPr>
+        <w:t>7</w:t>
+      </w:r>
+      <w:r>
+        <w:rPr>
+          <w:b/>
+          <w:sz w:val="24"/>
+          <w:lang w:val="en-US"/>
+        </w:rPr>
+        <w:t xml:space="preserve"> :</w:t>
+      </w:r>
+      <w:proofErr w:type="gramEnd"/>
+    </w:p>
+    <w:p>
+      <w:pPr>
+        <w:rPr>
+          <w:sz w:val="24"/>
+          <w:lang w:val="en-US"/>
+        </w:rPr>
+      </w:pPr>
+      <w:proofErr w:type="spellStart"/>
+      <w:r>
+        <w:rPr>
+          <w:sz w:val="24"/>
+          <w:lang w:val="en-US"/>
+        </w:rPr>
+        <w:t>Trong</w:t>
+      </w:r>
+      <w:proofErr w:type="spellEnd"/>
+      <w:r>
+        <w:rPr>
+          <w:sz w:val="24"/>
+          <w:lang w:val="en-US"/>
+        </w:rPr>
+        <w:t xml:space="preserve"> </w:t>
+      </w:r>
+      <w:proofErr w:type="spellStart"/>
+      <w:r>
+        <w:rPr>
+          <w:sz w:val="24"/>
+          <w:lang w:val="en-US"/>
+        </w:rPr>
+        <w:t>tuần</w:t>
+      </w:r>
+      <w:proofErr w:type="spellEnd"/>
+      <w:r>
+        <w:rPr>
+          <w:sz w:val="24"/>
+          <w:lang w:val="en-US"/>
+        </w:rPr>
+        <w:t xml:space="preserve"> </w:t>
+      </w:r>
+      <w:proofErr w:type="spellStart"/>
+      <w:r>
+        <w:rPr>
+          <w:sz w:val="24"/>
+          <w:lang w:val="en-US"/>
+        </w:rPr>
+        <w:t>này</w:t>
+      </w:r>
+      <w:proofErr w:type="spellEnd"/>
+      <w:r>
+        <w:rPr>
+          <w:sz w:val="24"/>
+          <w:lang w:val="en-US"/>
+        </w:rPr>
+        <w:t xml:space="preserve"> </w:t>
+      </w:r>
+      <w:proofErr w:type="spellStart"/>
+      <w:r>
+        <w:rPr>
+          <w:sz w:val="24"/>
+          <w:lang w:val="en-US"/>
+        </w:rPr>
+        <w:t>em</w:t>
+      </w:r>
+      <w:proofErr w:type="spellEnd"/>
+      <w:r>
+        <w:rPr>
+          <w:sz w:val="24"/>
+          <w:lang w:val="en-US"/>
+        </w:rPr>
+        <w:t xml:space="preserve"> </w:t>
+      </w:r>
+      <w:proofErr w:type="spellStart"/>
+      <w:r>
+        <w:rPr>
+          <w:sz w:val="24"/>
+          <w:lang w:val="en-US"/>
+        </w:rPr>
+        <w:t>đã</w:t>
+      </w:r>
+      <w:proofErr w:type="spellEnd"/>
+      <w:r>
+        <w:rPr>
+          <w:sz w:val="24"/>
+          <w:lang w:val="en-US"/>
+        </w:rPr>
+        <w:t xml:space="preserve"> </w:t>
+      </w:r>
+      <w:proofErr w:type="spellStart"/>
+      <w:r>
+        <w:rPr>
+          <w:sz w:val="24"/>
+          <w:lang w:val="en-US"/>
+        </w:rPr>
+        <w:t>biết</w:t>
+      </w:r>
+      <w:proofErr w:type="spellEnd"/>
+      <w:r>
+        <w:rPr>
+          <w:sz w:val="24"/>
+          <w:lang w:val="en-US"/>
+        </w:rPr>
+        <w:t xml:space="preserve"> </w:t>
+      </w:r>
+      <w:proofErr w:type="spellStart"/>
+      <w:r>
+        <w:rPr>
+          <w:sz w:val="24"/>
+          <w:lang w:val="en-US"/>
+        </w:rPr>
+        <w:t>thêm</w:t>
+      </w:r>
+      <w:proofErr w:type="spellEnd"/>
+      <w:r>
+        <w:rPr>
+          <w:sz w:val="24"/>
+          <w:lang w:val="en-US"/>
+        </w:rPr>
+        <w:t xml:space="preserve"> </w:t>
+      </w:r>
+      <w:proofErr w:type="spellStart"/>
+      <w:proofErr w:type="gramStart"/>
+      <w:r>
+        <w:rPr>
+          <w:sz w:val="24"/>
+          <w:lang w:val="en-US"/>
+        </w:rPr>
+        <w:t>được</w:t>
+      </w:r>
+      <w:proofErr w:type="spellEnd"/>
+      <w:r>
+        <w:rPr>
+          <w:sz w:val="24"/>
+          <w:lang w:val="en-US"/>
+        </w:rPr>
+        <w:t xml:space="preserve"> :</w:t>
+      </w:r>
+      <w:proofErr w:type="gramEnd"/>
+    </w:p>
+    <w:p>
+      <w:pPr>
+        <w:pStyle w:val="ListParagraph"/>
+        <w:numPr>
+          <w:ilvl w:val="0"/>
+          <w:numId w:val="9"/>
+        </w:numPr>
+        <w:rPr>
+          <w:sz w:val="24"/>
+          <w:lang w:val="en-US"/>
+        </w:rPr>
+      </w:pPr>
+      <w:proofErr w:type="spellStart"/>
+      <w:r>
+        <w:rPr>
+          <w:sz w:val="24"/>
+          <w:lang w:val="en-US"/>
+        </w:rPr>
+        <w:t>Hoàn</w:t>
+      </w:r>
+      <w:proofErr w:type="spellEnd"/>
+      <w:r>
+        <w:rPr>
+          <w:sz w:val="24"/>
+          <w:lang w:val="en-US"/>
+        </w:rPr>
+        <w:t xml:space="preserve"> </w:t>
+      </w:r>
+      <w:proofErr w:type="spellStart"/>
+      <w:r>
+        <w:rPr>
+          <w:sz w:val="24"/>
+          <w:lang w:val="en-US"/>
+        </w:rPr>
+        <w:t>thành</w:t>
+      </w:r>
+      <w:proofErr w:type="spellEnd"/>
+      <w:r>
+        <w:rPr>
+          <w:sz w:val="24"/>
+          <w:lang w:val="en-US"/>
+        </w:rPr>
+        <w:t xml:space="preserve"> layout </w:t>
+      </w:r>
+      <w:proofErr w:type="spellStart"/>
+      <w:r>
+        <w:rPr>
+          <w:sz w:val="24"/>
+          <w:lang w:val="en-US"/>
+        </w:rPr>
+        <w:t>trên</w:t>
+      </w:r>
+      <w:proofErr w:type="spellEnd"/>
+      <w:r>
+        <w:rPr>
+          <w:sz w:val="24"/>
+          <w:lang w:val="en-US"/>
+        </w:rPr>
+        <w:t xml:space="preserve"> </w:t>
+      </w:r>
+      <w:proofErr w:type="spellStart"/>
+      <w:r>
+        <w:rPr>
+          <w:sz w:val="24"/>
+          <w:lang w:val="en-US"/>
+        </w:rPr>
+        <w:t>thanh</w:t>
+      </w:r>
+      <w:proofErr w:type="spellEnd"/>
+      <w:r>
+        <w:rPr>
+          <w:sz w:val="24"/>
+          <w:lang w:val="en-US"/>
+        </w:rPr>
+        <w:t xml:space="preserve"> menu admin </w:t>
+      </w:r>
+    </w:p>
+    <w:p>
+      <w:pPr>
+        <w:pStyle w:val="ListParagraph"/>
+        <w:numPr>
+          <w:ilvl w:val="0"/>
+          <w:numId w:val="9"/>
+        </w:numPr>
+        <w:rPr>
+          <w:sz w:val="24"/>
+          <w:lang w:val="en-US"/>
+        </w:rPr>
+      </w:pPr>
+      <w:proofErr w:type="spellStart"/>
+      <w:r>
+        <w:rPr>
+          <w:sz w:val="24"/>
+          <w:lang w:val="en-US"/>
+        </w:rPr>
+        <w:t>Bắt</w:t>
+      </w:r>
+      <w:proofErr w:type="spellEnd"/>
+      <w:r>
+        <w:rPr>
+          <w:sz w:val="24"/>
+          <w:lang w:val="en-US"/>
+        </w:rPr>
+        <w:t xml:space="preserve"> </w:t>
+      </w:r>
+      <w:proofErr w:type="spellStart"/>
+      <w:r>
+        <w:rPr>
+          <w:sz w:val="24"/>
+          <w:lang w:val="en-US"/>
+        </w:rPr>
+        <w:t>đầu</w:t>
       </w:r>
       <w:proofErr w:type="spellEnd"/>
       <w:r>
@@ -1471,126 +3680,590 @@
           <w:sz w:val="24"/>
           <w:lang w:val="en-US"/>
         </w:rPr>
-        <w:t xml:space="preserve"> </w:t>
-      </w:r>
-      <w:proofErr w:type="spellStart"/>
-      <w:r>
-        <w:rPr>
-          <w:sz w:val="24"/>
-          <w:lang w:val="en-US"/>
-        </w:rPr>
-        <w:t>trên</w:t>
-      </w:r>
-      <w:proofErr w:type="spellEnd"/>
-      <w:r>
-        <w:rPr>
-          <w:sz w:val="24"/>
-          <w:lang w:val="en-US"/>
-        </w:rPr>
-        <w:t xml:space="preserve"> </w:t>
-      </w:r>
-      <w:proofErr w:type="spellStart"/>
-      <w:r>
-        <w:rPr>
-          <w:sz w:val="24"/>
-          <w:lang w:val="en-US"/>
-        </w:rPr>
-        <w:t>thanh</w:t>
-      </w:r>
-      <w:proofErr w:type="spellEnd"/>
-      <w:r>
-        <w:rPr>
-          <w:sz w:val="24"/>
-          <w:lang w:val="en-US"/>
-        </w:rPr>
-        <w:t xml:space="preserve"> menu </w:t>
-      </w:r>
-      <w:proofErr w:type="spellStart"/>
-      <w:r>
-        <w:rPr>
-          <w:sz w:val="24"/>
-          <w:lang w:val="en-US"/>
-        </w:rPr>
-        <w:t>các</w:t>
-      </w:r>
-      <w:proofErr w:type="spellEnd"/>
-      <w:r>
-        <w:rPr>
-          <w:sz w:val="24"/>
-          <w:lang w:val="en-US"/>
-        </w:rPr>
-        <w:t xml:space="preserve"> </w:t>
-      </w:r>
-      <w:proofErr w:type="spellStart"/>
-      <w:r>
-        <w:rPr>
-          <w:sz w:val="24"/>
-          <w:lang w:val="en-US"/>
-        </w:rPr>
-        <w:t>chứ</w:t>
-      </w:r>
-      <w:r>
-        <w:rPr>
-          <w:sz w:val="24"/>
-          <w:lang w:val="en-US"/>
-        </w:rPr>
-        <w:t>c</w:t>
-      </w:r>
-      <w:proofErr w:type="spellEnd"/>
-      <w:r>
-        <w:rPr>
-          <w:sz w:val="24"/>
-          <w:lang w:val="en-US"/>
-        </w:rPr>
-        <w:t xml:space="preserve"> </w:t>
-      </w:r>
-      <w:proofErr w:type="spellStart"/>
-      <w:r>
-        <w:rPr>
-          <w:sz w:val="24"/>
-          <w:lang w:val="en-US"/>
-        </w:rPr>
-        <w:t>năng</w:t>
-      </w:r>
-      <w:proofErr w:type="spellEnd"/>
-      <w:r>
-        <w:rPr>
-          <w:sz w:val="24"/>
-          <w:lang w:val="en-US"/>
-        </w:rPr>
-        <w:t xml:space="preserve"> </w:t>
-      </w:r>
-      <w:proofErr w:type="spellStart"/>
-      <w:r>
-        <w:rPr>
-          <w:sz w:val="24"/>
-          <w:lang w:val="en-US"/>
-        </w:rPr>
-        <w:t>quản</w:t>
-      </w:r>
-      <w:proofErr w:type="spellEnd"/>
-      <w:r>
-        <w:rPr>
-          <w:sz w:val="24"/>
-          <w:lang w:val="en-US"/>
-        </w:rPr>
-        <w:t xml:space="preserve"> </w:t>
-      </w:r>
-      <w:proofErr w:type="spellStart"/>
-      <w:r>
-        <w:rPr>
-          <w:sz w:val="24"/>
-          <w:lang w:val="en-US"/>
-        </w:rPr>
-        <w:t>lý</w:t>
-      </w:r>
-      <w:proofErr w:type="spellEnd"/>
-      <w:r>
-        <w:rPr>
-          <w:sz w:val="24"/>
-          <w:lang w:val="en-US"/>
-        </w:rPr>
-        <w:t>.</w:t>
+        <w:t xml:space="preserve"> layout </w:t>
+      </w:r>
+      <w:proofErr w:type="gramStart"/>
+      <w:r>
+        <w:rPr>
+          <w:sz w:val="24"/>
+          <w:lang w:val="en-US"/>
+        </w:rPr>
+        <w:t>Login ,</w:t>
+      </w:r>
+      <w:proofErr w:type="gramEnd"/>
+      <w:r>
+        <w:rPr>
+          <w:sz w:val="24"/>
+          <w:lang w:val="en-US"/>
+        </w:rPr>
+        <w:t xml:space="preserve"> Register , Logout </w:t>
+      </w:r>
+    </w:p>
+    <w:p>
+      <w:pPr>
+        <w:pStyle w:val="ListParagraph"/>
+        <w:numPr>
+          <w:ilvl w:val="0"/>
+          <w:numId w:val="9"/>
+        </w:numPr>
+        <w:rPr>
+          <w:sz w:val="24"/>
+          <w:lang w:val="en-US"/>
+        </w:rPr>
+      </w:pPr>
+      <w:proofErr w:type="spellStart"/>
+      <w:r>
+        <w:rPr>
+          <w:sz w:val="24"/>
+          <w:lang w:val="en-US"/>
+        </w:rPr>
+        <w:t>Hoàn</w:t>
+      </w:r>
+      <w:proofErr w:type="spellEnd"/>
+      <w:r>
+        <w:rPr>
+          <w:sz w:val="24"/>
+          <w:lang w:val="en-US"/>
+        </w:rPr>
+        <w:t xml:space="preserve"> </w:t>
+      </w:r>
+      <w:proofErr w:type="spellStart"/>
+      <w:r>
+        <w:rPr>
+          <w:sz w:val="24"/>
+          <w:lang w:val="en-US"/>
+        </w:rPr>
+        <w:t>thành</w:t>
+      </w:r>
+      <w:proofErr w:type="spellEnd"/>
+      <w:r>
+        <w:rPr>
+          <w:sz w:val="24"/>
+          <w:lang w:val="en-US"/>
+        </w:rPr>
+        <w:t xml:space="preserve"> file.doc </w:t>
+      </w:r>
+      <w:proofErr w:type="spellStart"/>
+      <w:r>
+        <w:rPr>
+          <w:sz w:val="24"/>
+          <w:lang w:val="en-US"/>
+        </w:rPr>
+        <w:t>báo</w:t>
+      </w:r>
+      <w:proofErr w:type="spellEnd"/>
+      <w:r>
+        <w:rPr>
+          <w:sz w:val="24"/>
+          <w:lang w:val="en-US"/>
+        </w:rPr>
+        <w:t xml:space="preserve"> </w:t>
+      </w:r>
+      <w:proofErr w:type="spellStart"/>
+      <w:r>
+        <w:rPr>
+          <w:sz w:val="24"/>
+          <w:lang w:val="en-US"/>
+        </w:rPr>
+        <w:t>cáo</w:t>
+      </w:r>
+      <w:proofErr w:type="spellEnd"/>
+      <w:r>
+        <w:rPr>
+          <w:sz w:val="24"/>
+          <w:lang w:val="en-US"/>
+        </w:rPr>
+        <w:t xml:space="preserve"> </w:t>
+      </w:r>
+      <w:proofErr w:type="spellStart"/>
+      <w:r>
+        <w:rPr>
+          <w:sz w:val="24"/>
+          <w:lang w:val="en-US"/>
+        </w:rPr>
+        <w:t>chương</w:t>
+      </w:r>
+      <w:proofErr w:type="spellEnd"/>
+      <w:r>
+        <w:rPr>
+          <w:sz w:val="24"/>
+          <w:lang w:val="en-US"/>
+        </w:rPr>
+        <w:t xml:space="preserve"> 2 </w:t>
+      </w:r>
+    </w:p>
+    <w:p>
+      <w:pPr>
+        <w:rPr>
+          <w:b/>
+          <w:sz w:val="24"/>
+          <w:lang w:val="en-US"/>
+        </w:rPr>
+      </w:pPr>
+      <w:proofErr w:type="spellStart"/>
+      <w:r>
+        <w:rPr>
+          <w:b/>
+          <w:sz w:val="24"/>
+          <w:lang w:val="en-US"/>
+        </w:rPr>
+        <w:t>Báo</w:t>
+      </w:r>
+      <w:proofErr w:type="spellEnd"/>
+      <w:r>
+        <w:rPr>
+          <w:b/>
+          <w:sz w:val="24"/>
+          <w:lang w:val="en-US"/>
+        </w:rPr>
+        <w:t xml:space="preserve"> </w:t>
+      </w:r>
+      <w:proofErr w:type="spellStart"/>
+      <w:r>
+        <w:rPr>
+          <w:b/>
+          <w:sz w:val="24"/>
+          <w:lang w:val="en-US"/>
+        </w:rPr>
+        <w:t>cáo</w:t>
+      </w:r>
+      <w:proofErr w:type="spellEnd"/>
+      <w:r>
+        <w:rPr>
+          <w:b/>
+          <w:sz w:val="24"/>
+          <w:lang w:val="en-US"/>
+        </w:rPr>
+        <w:t xml:space="preserve"> </w:t>
+      </w:r>
+      <w:proofErr w:type="spellStart"/>
+      <w:r>
+        <w:rPr>
+          <w:b/>
+          <w:sz w:val="24"/>
+          <w:lang w:val="en-US"/>
+        </w:rPr>
+        <w:t>tuầ</w:t>
+      </w:r>
+      <w:r>
+        <w:rPr>
+          <w:b/>
+          <w:sz w:val="24"/>
+          <w:lang w:val="en-US"/>
+        </w:rPr>
+        <w:t>n</w:t>
+      </w:r>
+      <w:proofErr w:type="spellEnd"/>
+      <w:r>
+        <w:rPr>
+          <w:b/>
+          <w:sz w:val="24"/>
+          <w:lang w:val="en-US"/>
+        </w:rPr>
+        <w:t xml:space="preserve"> </w:t>
+      </w:r>
+      <w:proofErr w:type="gramStart"/>
+      <w:r>
+        <w:rPr>
+          <w:b/>
+          <w:sz w:val="24"/>
+          <w:lang w:val="en-US"/>
+        </w:rPr>
+        <w:t>8</w:t>
+      </w:r>
+      <w:r>
+        <w:rPr>
+          <w:b/>
+          <w:sz w:val="24"/>
+          <w:lang w:val="en-US"/>
+        </w:rPr>
+        <w:t xml:space="preserve"> :</w:t>
+      </w:r>
+      <w:proofErr w:type="gramEnd"/>
+    </w:p>
+    <w:p>
+      <w:pPr>
+        <w:rPr>
+          <w:sz w:val="24"/>
+          <w:lang w:val="en-US"/>
+        </w:rPr>
+      </w:pPr>
+      <w:proofErr w:type="spellStart"/>
+      <w:r>
+        <w:rPr>
+          <w:sz w:val="24"/>
+          <w:lang w:val="en-US"/>
+        </w:rPr>
+        <w:t>Trong</w:t>
+      </w:r>
+      <w:proofErr w:type="spellEnd"/>
+      <w:r>
+        <w:rPr>
+          <w:sz w:val="24"/>
+          <w:lang w:val="en-US"/>
+        </w:rPr>
+        <w:t xml:space="preserve"> </w:t>
+      </w:r>
+      <w:proofErr w:type="spellStart"/>
+      <w:r>
+        <w:rPr>
+          <w:sz w:val="24"/>
+          <w:lang w:val="en-US"/>
+        </w:rPr>
+        <w:t>tuần</w:t>
+      </w:r>
+      <w:proofErr w:type="spellEnd"/>
+      <w:r>
+        <w:rPr>
+          <w:sz w:val="24"/>
+          <w:lang w:val="en-US"/>
+        </w:rPr>
+        <w:t xml:space="preserve"> </w:t>
+      </w:r>
+      <w:proofErr w:type="spellStart"/>
+      <w:r>
+        <w:rPr>
+          <w:sz w:val="24"/>
+          <w:lang w:val="en-US"/>
+        </w:rPr>
+        <w:t>này</w:t>
+      </w:r>
+      <w:proofErr w:type="spellEnd"/>
+      <w:r>
+        <w:rPr>
+          <w:sz w:val="24"/>
+          <w:lang w:val="en-US"/>
+        </w:rPr>
+        <w:t xml:space="preserve"> </w:t>
+      </w:r>
+      <w:proofErr w:type="spellStart"/>
+      <w:r>
+        <w:rPr>
+          <w:sz w:val="24"/>
+          <w:lang w:val="en-US"/>
+        </w:rPr>
+        <w:t>em</w:t>
+      </w:r>
+      <w:proofErr w:type="spellEnd"/>
+      <w:r>
+        <w:rPr>
+          <w:sz w:val="24"/>
+          <w:lang w:val="en-US"/>
+        </w:rPr>
+        <w:t xml:space="preserve"> </w:t>
+      </w:r>
+      <w:proofErr w:type="spellStart"/>
+      <w:r>
+        <w:rPr>
+          <w:sz w:val="24"/>
+          <w:lang w:val="en-US"/>
+        </w:rPr>
+        <w:t>đã</w:t>
+      </w:r>
+      <w:proofErr w:type="spellEnd"/>
+      <w:r>
+        <w:rPr>
+          <w:sz w:val="24"/>
+          <w:lang w:val="en-US"/>
+        </w:rPr>
+        <w:t xml:space="preserve"> </w:t>
+      </w:r>
+      <w:proofErr w:type="spellStart"/>
+      <w:r>
+        <w:rPr>
+          <w:sz w:val="24"/>
+          <w:lang w:val="en-US"/>
+        </w:rPr>
+        <w:t>biết</w:t>
+      </w:r>
+      <w:proofErr w:type="spellEnd"/>
+      <w:r>
+        <w:rPr>
+          <w:sz w:val="24"/>
+          <w:lang w:val="en-US"/>
+        </w:rPr>
+        <w:t xml:space="preserve"> </w:t>
+      </w:r>
+      <w:proofErr w:type="spellStart"/>
+      <w:r>
+        <w:rPr>
+          <w:sz w:val="24"/>
+          <w:lang w:val="en-US"/>
+        </w:rPr>
+        <w:t>thêm</w:t>
+      </w:r>
+      <w:proofErr w:type="spellEnd"/>
+      <w:r>
+        <w:rPr>
+          <w:sz w:val="24"/>
+          <w:lang w:val="en-US"/>
+        </w:rPr>
+        <w:t xml:space="preserve"> </w:t>
+      </w:r>
+      <w:proofErr w:type="spellStart"/>
+      <w:proofErr w:type="gramStart"/>
+      <w:r>
+        <w:rPr>
+          <w:sz w:val="24"/>
+          <w:lang w:val="en-US"/>
+        </w:rPr>
+        <w:t>được</w:t>
+      </w:r>
+      <w:proofErr w:type="spellEnd"/>
+      <w:r>
+        <w:rPr>
+          <w:sz w:val="24"/>
+          <w:lang w:val="en-US"/>
+        </w:rPr>
+        <w:t xml:space="preserve"> :</w:t>
+      </w:r>
+      <w:proofErr w:type="gramEnd"/>
+    </w:p>
+    <w:p>
+      <w:pPr>
+        <w:pStyle w:val="ListParagraph"/>
+        <w:numPr>
+          <w:ilvl w:val="0"/>
+          <w:numId w:val="10"/>
+        </w:numPr>
+        <w:rPr>
+          <w:sz w:val="24"/>
+          <w:lang w:val="en-US"/>
+        </w:rPr>
+      </w:pPr>
+      <w:proofErr w:type="spellStart"/>
+      <w:r>
+        <w:rPr>
+          <w:sz w:val="24"/>
+          <w:lang w:val="en-US"/>
+        </w:rPr>
+        <w:t>Hoàn</w:t>
+      </w:r>
+      <w:proofErr w:type="spellEnd"/>
+      <w:r>
+        <w:rPr>
+          <w:sz w:val="24"/>
+          <w:lang w:val="en-US"/>
+        </w:rPr>
+        <w:t xml:space="preserve"> </w:t>
+      </w:r>
+      <w:proofErr w:type="spellStart"/>
+      <w:r>
+        <w:rPr>
+          <w:sz w:val="24"/>
+          <w:lang w:val="en-US"/>
+        </w:rPr>
+        <w:t>thành</w:t>
+      </w:r>
+      <w:proofErr w:type="spellEnd"/>
+      <w:r>
+        <w:rPr>
+          <w:sz w:val="24"/>
+          <w:lang w:val="en-US"/>
+        </w:rPr>
+        <w:t xml:space="preserve"> layout </w:t>
+      </w:r>
+      <w:proofErr w:type="gramStart"/>
+      <w:r>
+        <w:rPr>
+          <w:sz w:val="24"/>
+          <w:lang w:val="en-US"/>
+        </w:rPr>
+        <w:t>Login ,</w:t>
+      </w:r>
+      <w:proofErr w:type="gramEnd"/>
+      <w:r>
+        <w:rPr>
+          <w:sz w:val="24"/>
+          <w:lang w:val="en-US"/>
+        </w:rPr>
+        <w:t xml:space="preserve"> Register , Logout</w:t>
+      </w:r>
+    </w:p>
+    <w:p>
+      <w:pPr>
+        <w:pStyle w:val="ListParagraph"/>
+        <w:numPr>
+          <w:ilvl w:val="0"/>
+          <w:numId w:val="10"/>
+        </w:numPr>
+        <w:rPr>
+          <w:sz w:val="24"/>
+          <w:lang w:val="en-US"/>
+        </w:rPr>
+      </w:pPr>
+      <w:proofErr w:type="spellStart"/>
+      <w:r>
+        <w:rPr>
+          <w:sz w:val="24"/>
+          <w:lang w:val="en-US"/>
+        </w:rPr>
+        <w:t>Hoàn</w:t>
+      </w:r>
+      <w:proofErr w:type="spellEnd"/>
+      <w:r>
+        <w:rPr>
+          <w:sz w:val="24"/>
+          <w:lang w:val="en-US"/>
+        </w:rPr>
+        <w:t xml:space="preserve"> </w:t>
+      </w:r>
+      <w:proofErr w:type="spellStart"/>
+      <w:r>
+        <w:rPr>
+          <w:sz w:val="24"/>
+          <w:lang w:val="en-US"/>
+        </w:rPr>
+        <w:t>thành</w:t>
+      </w:r>
+      <w:proofErr w:type="spellEnd"/>
+      <w:r>
+        <w:rPr>
+          <w:sz w:val="24"/>
+          <w:lang w:val="en-US"/>
+        </w:rPr>
+        <w:t xml:space="preserve"> </w:t>
+      </w:r>
+      <w:proofErr w:type="spellStart"/>
+      <w:r>
+        <w:rPr>
+          <w:sz w:val="24"/>
+          <w:lang w:val="en-US"/>
+        </w:rPr>
+        <w:t>tác</w:t>
+      </w:r>
+      <w:proofErr w:type="spellEnd"/>
+      <w:r>
+        <w:rPr>
+          <w:sz w:val="24"/>
+          <w:lang w:val="en-US"/>
+        </w:rPr>
+        <w:t xml:space="preserve"> </w:t>
+      </w:r>
+      <w:proofErr w:type="spellStart"/>
+      <w:r>
+        <w:rPr>
+          <w:sz w:val="24"/>
+          <w:lang w:val="en-US"/>
+        </w:rPr>
+        <w:t>vụ</w:t>
+      </w:r>
+      <w:proofErr w:type="spellEnd"/>
+      <w:r>
+        <w:rPr>
+          <w:sz w:val="24"/>
+          <w:lang w:val="en-US"/>
+        </w:rPr>
+        <w:t xml:space="preserve"> login </w:t>
+      </w:r>
+      <w:proofErr w:type="spellStart"/>
+      <w:r>
+        <w:rPr>
+          <w:sz w:val="24"/>
+          <w:lang w:val="en-US"/>
+        </w:rPr>
+        <w:t>được</w:t>
+      </w:r>
+      <w:proofErr w:type="spellEnd"/>
+      <w:r>
+        <w:rPr>
+          <w:sz w:val="24"/>
+          <w:lang w:val="en-US"/>
+        </w:rPr>
+        <w:t xml:space="preserve"> </w:t>
+      </w:r>
+      <w:proofErr w:type="spellStart"/>
+      <w:r>
+        <w:rPr>
+          <w:sz w:val="24"/>
+          <w:lang w:val="en-US"/>
+        </w:rPr>
+        <w:t>vô</w:t>
+      </w:r>
+      <w:proofErr w:type="spellEnd"/>
+      <w:r>
+        <w:rPr>
+          <w:sz w:val="24"/>
+          <w:lang w:val="en-US"/>
+        </w:rPr>
+        <w:t xml:space="preserve"> admin </w:t>
+      </w:r>
+    </w:p>
+    <w:p>
+      <w:pPr>
+        <w:pStyle w:val="ListParagraph"/>
+        <w:numPr>
+          <w:ilvl w:val="0"/>
+          <w:numId w:val="10"/>
+        </w:numPr>
+        <w:rPr>
+          <w:sz w:val="24"/>
+          <w:lang w:val="en-US"/>
+        </w:rPr>
+      </w:pPr>
+      <w:proofErr w:type="spellStart"/>
+      <w:r>
+        <w:rPr>
+          <w:sz w:val="24"/>
+          <w:lang w:val="en-US"/>
+        </w:rPr>
+        <w:t>Hoàn</w:t>
+      </w:r>
+      <w:proofErr w:type="spellEnd"/>
+      <w:r>
+        <w:rPr>
+          <w:sz w:val="24"/>
+          <w:lang w:val="en-US"/>
+        </w:rPr>
+        <w:t xml:space="preserve"> </w:t>
+      </w:r>
+      <w:proofErr w:type="spellStart"/>
+      <w:r>
+        <w:rPr>
+          <w:sz w:val="24"/>
+          <w:lang w:val="en-US"/>
+        </w:rPr>
+        <w:t>thành</w:t>
+      </w:r>
+      <w:proofErr w:type="spellEnd"/>
+      <w:r>
+        <w:rPr>
+          <w:sz w:val="24"/>
+          <w:lang w:val="en-US"/>
+        </w:rPr>
+        <w:t xml:space="preserve"> logout </w:t>
+      </w:r>
+      <w:proofErr w:type="spellStart"/>
+      <w:r>
+        <w:rPr>
+          <w:sz w:val="24"/>
+          <w:lang w:val="en-US"/>
+        </w:rPr>
+        <w:t>về</w:t>
+      </w:r>
+      <w:proofErr w:type="spellEnd"/>
+      <w:r>
+        <w:rPr>
+          <w:sz w:val="24"/>
+          <w:lang w:val="en-US"/>
+        </w:rPr>
+        <w:t xml:space="preserve"> </w:t>
+      </w:r>
+      <w:proofErr w:type="spellStart"/>
+      <w:r>
+        <w:rPr>
+          <w:sz w:val="24"/>
+          <w:lang w:val="en-US"/>
+        </w:rPr>
+        <w:t>đc</w:t>
+      </w:r>
+      <w:proofErr w:type="spellEnd"/>
+      <w:r>
+        <w:rPr>
+          <w:sz w:val="24"/>
+          <w:lang w:val="en-US"/>
+        </w:rPr>
+        <w:t xml:space="preserve"> layout user</w:t>
       </w:r>
       <w:bookmarkStart w:id="0" w:name="_GoBack"/>
       <w:bookmarkEnd w:id="0"/>
@@ -1608,6 +4281,184 @@
 <file path=word/numbering.xml><?xml version="1.0" encoding="utf-8"?>
 <w:numbering xmlns:wpc="http://schemas.microsoft.com/office/word/2010/wordprocessingCanvas" xmlns:cx="http://schemas.microsoft.com/office/drawing/2014/chartex" xmlns:mc="http://schemas.openxmlformats.org/markup-compatibility/2006" xmlns:o="urn:schemas-microsoft-com:office:office" xmlns:r="http://schemas.openxmlformats.org/officeDocument/2006/relationships" xmlns:m="http://schemas.openxmlformats.org/officeDocument/2006/math" xmlns:v="urn:schemas-microsoft-com:vml" xmlns:wp14="http://schemas.microsoft.com/office/word/2010/wordprocessingDrawing" xmlns:wp="http://schemas.openxmlformats.org/drawingml/2006/wordprocessingDrawing" xmlns:w10="urn:schemas-microsoft-com:office:word" xmlns:w="http://schemas.openxmlformats.org/wordprocessingml/2006/main" xmlns:w14="http://schemas.microsoft.com/office/word/2010/wordml" xmlns:w15="http://schemas.microsoft.com/office/word/2012/wordml" xmlns:w16se="http://schemas.microsoft.com/office/word/2015/wordml/symex" xmlns:wpg="http://schemas.microsoft.com/office/word/2010/wordprocessingGroup" xmlns:wpi="http://schemas.microsoft.com/office/word/2010/wordprocessingInk" xmlns:wne="http://schemas.microsoft.com/office/word/2006/wordml" xmlns:wps="http://schemas.microsoft.com/office/word/2010/wordprocessingShape" mc:Ignorable="w14 w15 w16se wp14">
   <w:abstractNum w:abstractNumId="0" w15:restartNumberingAfterBreak="0">
+    <w:nsid w:val="2BE76615"/>
+    <w:multiLevelType w:val="hybridMultilevel"/>
+    <w:tmpl w:val="93A800B2"/>
+    <w:lvl w:ilvl="0" w:tplc="042A000F">
+      <w:start w:val="1"/>
+      <w:numFmt w:val="decimal"/>
+      <w:lvlText w:val="%1."/>
+      <w:lvlJc w:val="left"/>
+      <w:pPr>
+        <w:ind w:left="720" w:hanging="360"/>
+      </w:pPr>
+      <w:rPr>
+        <w:rFonts w:hint="default"/>
+      </w:rPr>
+    </w:lvl>
+    <w:lvl w:ilvl="1" w:tplc="042A0019" w:tentative="1">
+      <w:start w:val="1"/>
+      <w:numFmt w:val="lowerLetter"/>
+      <w:lvlText w:val="%2."/>
+      <w:lvlJc w:val="left"/>
+      <w:pPr>
+        <w:ind w:left="1440" w:hanging="360"/>
+      </w:pPr>
+    </w:lvl>
+    <w:lvl w:ilvl="2" w:tplc="042A001B" w:tentative="1">
+      <w:start w:val="1"/>
+      <w:numFmt w:val="lowerRoman"/>
+      <w:lvlText w:val="%3."/>
+      <w:lvlJc w:val="right"/>
+      <w:pPr>
+        <w:ind w:left="2160" w:hanging="180"/>
+      </w:pPr>
+    </w:lvl>
+    <w:lvl w:ilvl="3" w:tplc="042A000F" w:tentative="1">
+      <w:start w:val="1"/>
+      <w:numFmt w:val="decimal"/>
+      <w:lvlText w:val="%4."/>
+      <w:lvlJc w:val="left"/>
+      <w:pPr>
+        <w:ind w:left="2880" w:hanging="360"/>
+      </w:pPr>
+    </w:lvl>
+    <w:lvl w:ilvl="4" w:tplc="042A0019" w:tentative="1">
+      <w:start w:val="1"/>
+      <w:numFmt w:val="lowerLetter"/>
+      <w:lvlText w:val="%5."/>
+      <w:lvlJc w:val="left"/>
+      <w:pPr>
+        <w:ind w:left="3600" w:hanging="360"/>
+      </w:pPr>
+    </w:lvl>
+    <w:lvl w:ilvl="5" w:tplc="042A001B" w:tentative="1">
+      <w:start w:val="1"/>
+      <w:numFmt w:val="lowerRoman"/>
+      <w:lvlText w:val="%6."/>
+      <w:lvlJc w:val="right"/>
+      <w:pPr>
+        <w:ind w:left="4320" w:hanging="180"/>
+      </w:pPr>
+    </w:lvl>
+    <w:lvl w:ilvl="6" w:tplc="042A000F" w:tentative="1">
+      <w:start w:val="1"/>
+      <w:numFmt w:val="decimal"/>
+      <w:lvlText w:val="%7."/>
+      <w:lvlJc w:val="left"/>
+      <w:pPr>
+        <w:ind w:left="5040" w:hanging="360"/>
+      </w:pPr>
+    </w:lvl>
+    <w:lvl w:ilvl="7" w:tplc="042A0019" w:tentative="1">
+      <w:start w:val="1"/>
+      <w:numFmt w:val="lowerLetter"/>
+      <w:lvlText w:val="%8."/>
+      <w:lvlJc w:val="left"/>
+      <w:pPr>
+        <w:ind w:left="5760" w:hanging="360"/>
+      </w:pPr>
+    </w:lvl>
+    <w:lvl w:ilvl="8" w:tplc="042A001B" w:tentative="1">
+      <w:start w:val="1"/>
+      <w:numFmt w:val="lowerRoman"/>
+      <w:lvlText w:val="%9."/>
+      <w:lvlJc w:val="right"/>
+      <w:pPr>
+        <w:ind w:left="6480" w:hanging="180"/>
+      </w:pPr>
+    </w:lvl>
+  </w:abstractNum>
+  <w:abstractNum w:abstractNumId="1" w15:restartNumberingAfterBreak="0">
+    <w:nsid w:val="2FFA4083"/>
+    <w:multiLevelType w:val="hybridMultilevel"/>
+    <w:tmpl w:val="93A800B2"/>
+    <w:lvl w:ilvl="0" w:tplc="042A000F">
+      <w:start w:val="1"/>
+      <w:numFmt w:val="decimal"/>
+      <w:lvlText w:val="%1."/>
+      <w:lvlJc w:val="left"/>
+      <w:pPr>
+        <w:ind w:left="720" w:hanging="360"/>
+      </w:pPr>
+      <w:rPr>
+        <w:rFonts w:hint="default"/>
+      </w:rPr>
+    </w:lvl>
+    <w:lvl w:ilvl="1" w:tplc="042A0019" w:tentative="1">
+      <w:start w:val="1"/>
+      <w:numFmt w:val="lowerLetter"/>
+      <w:lvlText w:val="%2."/>
+      <w:lvlJc w:val="left"/>
+      <w:pPr>
+        <w:ind w:left="1440" w:hanging="360"/>
+      </w:pPr>
+    </w:lvl>
+    <w:lvl w:ilvl="2" w:tplc="042A001B" w:tentative="1">
+      <w:start w:val="1"/>
+      <w:numFmt w:val="lowerRoman"/>
+      <w:lvlText w:val="%3."/>
+      <w:lvlJc w:val="right"/>
+      <w:pPr>
+        <w:ind w:left="2160" w:hanging="180"/>
+      </w:pPr>
+    </w:lvl>
+    <w:lvl w:ilvl="3" w:tplc="042A000F" w:tentative="1">
+      <w:start w:val="1"/>
+      <w:numFmt w:val="decimal"/>
+      <w:lvlText w:val="%4."/>
+      <w:lvlJc w:val="left"/>
+      <w:pPr>
+        <w:ind w:left="2880" w:hanging="360"/>
+      </w:pPr>
+    </w:lvl>
+    <w:lvl w:ilvl="4" w:tplc="042A0019" w:tentative="1">
+      <w:start w:val="1"/>
+      <w:numFmt w:val="lowerLetter"/>
+      <w:lvlText w:val="%5."/>
+      <w:lvlJc w:val="left"/>
+      <w:pPr>
+        <w:ind w:left="3600" w:hanging="360"/>
+      </w:pPr>
+    </w:lvl>
+    <w:lvl w:ilvl="5" w:tplc="042A001B" w:tentative="1">
+      <w:start w:val="1"/>
+      <w:numFmt w:val="lowerRoman"/>
+      <w:lvlText w:val="%6."/>
+      <w:lvlJc w:val="right"/>
+      <w:pPr>
+        <w:ind w:left="4320" w:hanging="180"/>
+      </w:pPr>
+    </w:lvl>
+    <w:lvl w:ilvl="6" w:tplc="042A000F" w:tentative="1">
+      <w:start w:val="1"/>
+      <w:numFmt w:val="decimal"/>
+      <w:lvlText w:val="%7."/>
+      <w:lvlJc w:val="left"/>
+      <w:pPr>
+        <w:ind w:left="5040" w:hanging="360"/>
+      </w:pPr>
+    </w:lvl>
+    <w:lvl w:ilvl="7" w:tplc="042A0019" w:tentative="1">
+      <w:start w:val="1"/>
+      <w:numFmt w:val="lowerLetter"/>
+      <w:lvlText w:val="%8."/>
+      <w:lvlJc w:val="left"/>
+      <w:pPr>
+        <w:ind w:left="5760" w:hanging="360"/>
+      </w:pPr>
+    </w:lvl>
+    <w:lvl w:ilvl="8" w:tplc="042A001B" w:tentative="1">
+      <w:start w:val="1"/>
+      <w:numFmt w:val="lowerRoman"/>
+      <w:lvlText w:val="%9."/>
+      <w:lvlJc w:val="right"/>
+      <w:pPr>
+        <w:ind w:left="6480" w:hanging="180"/>
+      </w:pPr>
+    </w:lvl>
+  </w:abstractNum>
+  <w:abstractNum w:abstractNumId="2" w15:restartNumberingAfterBreak="0">
     <w:nsid w:val="338C506B"/>
     <w:multiLevelType w:val="hybridMultilevel"/>
     <w:tmpl w:val="9F2869AC"/>
@@ -1696,7 +4547,185 @@
       </w:pPr>
     </w:lvl>
   </w:abstractNum>
-  <w:abstractNum w:abstractNumId="1" w15:restartNumberingAfterBreak="0">
+  <w:abstractNum w:abstractNumId="3" w15:restartNumberingAfterBreak="0">
+    <w:nsid w:val="37016B72"/>
+    <w:multiLevelType w:val="hybridMultilevel"/>
+    <w:tmpl w:val="93A800B2"/>
+    <w:lvl w:ilvl="0" w:tplc="042A000F">
+      <w:start w:val="1"/>
+      <w:numFmt w:val="decimal"/>
+      <w:lvlText w:val="%1."/>
+      <w:lvlJc w:val="left"/>
+      <w:pPr>
+        <w:ind w:left="720" w:hanging="360"/>
+      </w:pPr>
+      <w:rPr>
+        <w:rFonts w:hint="default"/>
+      </w:rPr>
+    </w:lvl>
+    <w:lvl w:ilvl="1" w:tplc="042A0019" w:tentative="1">
+      <w:start w:val="1"/>
+      <w:numFmt w:val="lowerLetter"/>
+      <w:lvlText w:val="%2."/>
+      <w:lvlJc w:val="left"/>
+      <w:pPr>
+        <w:ind w:left="1440" w:hanging="360"/>
+      </w:pPr>
+    </w:lvl>
+    <w:lvl w:ilvl="2" w:tplc="042A001B" w:tentative="1">
+      <w:start w:val="1"/>
+      <w:numFmt w:val="lowerRoman"/>
+      <w:lvlText w:val="%3."/>
+      <w:lvlJc w:val="right"/>
+      <w:pPr>
+        <w:ind w:left="2160" w:hanging="180"/>
+      </w:pPr>
+    </w:lvl>
+    <w:lvl w:ilvl="3" w:tplc="042A000F" w:tentative="1">
+      <w:start w:val="1"/>
+      <w:numFmt w:val="decimal"/>
+      <w:lvlText w:val="%4."/>
+      <w:lvlJc w:val="left"/>
+      <w:pPr>
+        <w:ind w:left="2880" w:hanging="360"/>
+      </w:pPr>
+    </w:lvl>
+    <w:lvl w:ilvl="4" w:tplc="042A0019" w:tentative="1">
+      <w:start w:val="1"/>
+      <w:numFmt w:val="lowerLetter"/>
+      <w:lvlText w:val="%5."/>
+      <w:lvlJc w:val="left"/>
+      <w:pPr>
+        <w:ind w:left="3600" w:hanging="360"/>
+      </w:pPr>
+    </w:lvl>
+    <w:lvl w:ilvl="5" w:tplc="042A001B" w:tentative="1">
+      <w:start w:val="1"/>
+      <w:numFmt w:val="lowerRoman"/>
+      <w:lvlText w:val="%6."/>
+      <w:lvlJc w:val="right"/>
+      <w:pPr>
+        <w:ind w:left="4320" w:hanging="180"/>
+      </w:pPr>
+    </w:lvl>
+    <w:lvl w:ilvl="6" w:tplc="042A000F" w:tentative="1">
+      <w:start w:val="1"/>
+      <w:numFmt w:val="decimal"/>
+      <w:lvlText w:val="%7."/>
+      <w:lvlJc w:val="left"/>
+      <w:pPr>
+        <w:ind w:left="5040" w:hanging="360"/>
+      </w:pPr>
+    </w:lvl>
+    <w:lvl w:ilvl="7" w:tplc="042A0019" w:tentative="1">
+      <w:start w:val="1"/>
+      <w:numFmt w:val="lowerLetter"/>
+      <w:lvlText w:val="%8."/>
+      <w:lvlJc w:val="left"/>
+      <w:pPr>
+        <w:ind w:left="5760" w:hanging="360"/>
+      </w:pPr>
+    </w:lvl>
+    <w:lvl w:ilvl="8" w:tplc="042A001B" w:tentative="1">
+      <w:start w:val="1"/>
+      <w:numFmt w:val="lowerRoman"/>
+      <w:lvlText w:val="%9."/>
+      <w:lvlJc w:val="right"/>
+      <w:pPr>
+        <w:ind w:left="6480" w:hanging="180"/>
+      </w:pPr>
+    </w:lvl>
+  </w:abstractNum>
+  <w:abstractNum w:abstractNumId="4" w15:restartNumberingAfterBreak="0">
+    <w:nsid w:val="3A0F0635"/>
+    <w:multiLevelType w:val="hybridMultilevel"/>
+    <w:tmpl w:val="93A800B2"/>
+    <w:lvl w:ilvl="0" w:tplc="042A000F">
+      <w:start w:val="1"/>
+      <w:numFmt w:val="decimal"/>
+      <w:lvlText w:val="%1."/>
+      <w:lvlJc w:val="left"/>
+      <w:pPr>
+        <w:ind w:left="720" w:hanging="360"/>
+      </w:pPr>
+      <w:rPr>
+        <w:rFonts w:hint="default"/>
+      </w:rPr>
+    </w:lvl>
+    <w:lvl w:ilvl="1" w:tplc="042A0019" w:tentative="1">
+      <w:start w:val="1"/>
+      <w:numFmt w:val="lowerLetter"/>
+      <w:lvlText w:val="%2."/>
+      <w:lvlJc w:val="left"/>
+      <w:pPr>
+        <w:ind w:left="1440" w:hanging="360"/>
+      </w:pPr>
+    </w:lvl>
+    <w:lvl w:ilvl="2" w:tplc="042A001B" w:tentative="1">
+      <w:start w:val="1"/>
+      <w:numFmt w:val="lowerRoman"/>
+      <w:lvlText w:val="%3."/>
+      <w:lvlJc w:val="right"/>
+      <w:pPr>
+        <w:ind w:left="2160" w:hanging="180"/>
+      </w:pPr>
+    </w:lvl>
+    <w:lvl w:ilvl="3" w:tplc="042A000F" w:tentative="1">
+      <w:start w:val="1"/>
+      <w:numFmt w:val="decimal"/>
+      <w:lvlText w:val="%4."/>
+      <w:lvlJc w:val="left"/>
+      <w:pPr>
+        <w:ind w:left="2880" w:hanging="360"/>
+      </w:pPr>
+    </w:lvl>
+    <w:lvl w:ilvl="4" w:tplc="042A0019" w:tentative="1">
+      <w:start w:val="1"/>
+      <w:numFmt w:val="lowerLetter"/>
+      <w:lvlText w:val="%5."/>
+      <w:lvlJc w:val="left"/>
+      <w:pPr>
+        <w:ind w:left="3600" w:hanging="360"/>
+      </w:pPr>
+    </w:lvl>
+    <w:lvl w:ilvl="5" w:tplc="042A001B" w:tentative="1">
+      <w:start w:val="1"/>
+      <w:numFmt w:val="lowerRoman"/>
+      <w:lvlText w:val="%6."/>
+      <w:lvlJc w:val="right"/>
+      <w:pPr>
+        <w:ind w:left="4320" w:hanging="180"/>
+      </w:pPr>
+    </w:lvl>
+    <w:lvl w:ilvl="6" w:tplc="042A000F" w:tentative="1">
+      <w:start w:val="1"/>
+      <w:numFmt w:val="decimal"/>
+      <w:lvlText w:val="%7."/>
+      <w:lvlJc w:val="left"/>
+      <w:pPr>
+        <w:ind w:left="5040" w:hanging="360"/>
+      </w:pPr>
+    </w:lvl>
+    <w:lvl w:ilvl="7" w:tplc="042A0019" w:tentative="1">
+      <w:start w:val="1"/>
+      <w:numFmt w:val="lowerLetter"/>
+      <w:lvlText w:val="%8."/>
+      <w:lvlJc w:val="left"/>
+      <w:pPr>
+        <w:ind w:left="5760" w:hanging="360"/>
+      </w:pPr>
+    </w:lvl>
+    <w:lvl w:ilvl="8" w:tplc="042A001B" w:tentative="1">
+      <w:start w:val="1"/>
+      <w:numFmt w:val="lowerRoman"/>
+      <w:lvlText w:val="%9."/>
+      <w:lvlJc w:val="right"/>
+      <w:pPr>
+        <w:ind w:left="6480" w:hanging="180"/>
+      </w:pPr>
+    </w:lvl>
+  </w:abstractNum>
+  <w:abstractNum w:abstractNumId="5" w15:restartNumberingAfterBreak="0">
     <w:nsid w:val="4BDF69BB"/>
     <w:multiLevelType w:val="hybridMultilevel"/>
     <w:tmpl w:val="93A800B2"/>
@@ -1785,7 +4814,7 @@
       </w:pPr>
     </w:lvl>
   </w:abstractNum>
-  <w:abstractNum w:abstractNumId="2" w15:restartNumberingAfterBreak="0">
+  <w:abstractNum w:abstractNumId="6" w15:restartNumberingAfterBreak="0">
     <w:nsid w:val="50F2199F"/>
     <w:multiLevelType w:val="hybridMultilevel"/>
     <w:tmpl w:val="B0C05F12"/>
@@ -1898,7 +4927,185 @@
       </w:rPr>
     </w:lvl>
   </w:abstractNum>
-  <w:abstractNum w:abstractNumId="3" w15:restartNumberingAfterBreak="0">
+  <w:abstractNum w:abstractNumId="7" w15:restartNumberingAfterBreak="0">
+    <w:nsid w:val="5269468C"/>
+    <w:multiLevelType w:val="hybridMultilevel"/>
+    <w:tmpl w:val="93A800B2"/>
+    <w:lvl w:ilvl="0" w:tplc="042A000F">
+      <w:start w:val="1"/>
+      <w:numFmt w:val="decimal"/>
+      <w:lvlText w:val="%1."/>
+      <w:lvlJc w:val="left"/>
+      <w:pPr>
+        <w:ind w:left="720" w:hanging="360"/>
+      </w:pPr>
+      <w:rPr>
+        <w:rFonts w:hint="default"/>
+      </w:rPr>
+    </w:lvl>
+    <w:lvl w:ilvl="1" w:tplc="042A0019" w:tentative="1">
+      <w:start w:val="1"/>
+      <w:numFmt w:val="lowerLetter"/>
+      <w:lvlText w:val="%2."/>
+      <w:lvlJc w:val="left"/>
+      <w:pPr>
+        <w:ind w:left="1440" w:hanging="360"/>
+      </w:pPr>
+    </w:lvl>
+    <w:lvl w:ilvl="2" w:tplc="042A001B" w:tentative="1">
+      <w:start w:val="1"/>
+      <w:numFmt w:val="lowerRoman"/>
+      <w:lvlText w:val="%3."/>
+      <w:lvlJc w:val="right"/>
+      <w:pPr>
+        <w:ind w:left="2160" w:hanging="180"/>
+      </w:pPr>
+    </w:lvl>
+    <w:lvl w:ilvl="3" w:tplc="042A000F" w:tentative="1">
+      <w:start w:val="1"/>
+      <w:numFmt w:val="decimal"/>
+      <w:lvlText w:val="%4."/>
+      <w:lvlJc w:val="left"/>
+      <w:pPr>
+        <w:ind w:left="2880" w:hanging="360"/>
+      </w:pPr>
+    </w:lvl>
+    <w:lvl w:ilvl="4" w:tplc="042A0019" w:tentative="1">
+      <w:start w:val="1"/>
+      <w:numFmt w:val="lowerLetter"/>
+      <w:lvlText w:val="%5."/>
+      <w:lvlJc w:val="left"/>
+      <w:pPr>
+        <w:ind w:left="3600" w:hanging="360"/>
+      </w:pPr>
+    </w:lvl>
+    <w:lvl w:ilvl="5" w:tplc="042A001B" w:tentative="1">
+      <w:start w:val="1"/>
+      <w:numFmt w:val="lowerRoman"/>
+      <w:lvlText w:val="%6."/>
+      <w:lvlJc w:val="right"/>
+      <w:pPr>
+        <w:ind w:left="4320" w:hanging="180"/>
+      </w:pPr>
+    </w:lvl>
+    <w:lvl w:ilvl="6" w:tplc="042A000F" w:tentative="1">
+      <w:start w:val="1"/>
+      <w:numFmt w:val="decimal"/>
+      <w:lvlText w:val="%7."/>
+      <w:lvlJc w:val="left"/>
+      <w:pPr>
+        <w:ind w:left="5040" w:hanging="360"/>
+      </w:pPr>
+    </w:lvl>
+    <w:lvl w:ilvl="7" w:tplc="042A0019" w:tentative="1">
+      <w:start w:val="1"/>
+      <w:numFmt w:val="lowerLetter"/>
+      <w:lvlText w:val="%8."/>
+      <w:lvlJc w:val="left"/>
+      <w:pPr>
+        <w:ind w:left="5760" w:hanging="360"/>
+      </w:pPr>
+    </w:lvl>
+    <w:lvl w:ilvl="8" w:tplc="042A001B" w:tentative="1">
+      <w:start w:val="1"/>
+      <w:numFmt w:val="lowerRoman"/>
+      <w:lvlText w:val="%9."/>
+      <w:lvlJc w:val="right"/>
+      <w:pPr>
+        <w:ind w:left="6480" w:hanging="180"/>
+      </w:pPr>
+    </w:lvl>
+  </w:abstractNum>
+  <w:abstractNum w:abstractNumId="8" w15:restartNumberingAfterBreak="0">
+    <w:nsid w:val="57A237F4"/>
+    <w:multiLevelType w:val="hybridMultilevel"/>
+    <w:tmpl w:val="93A800B2"/>
+    <w:lvl w:ilvl="0" w:tplc="042A000F">
+      <w:start w:val="1"/>
+      <w:numFmt w:val="decimal"/>
+      <w:lvlText w:val="%1."/>
+      <w:lvlJc w:val="left"/>
+      <w:pPr>
+        <w:ind w:left="720" w:hanging="360"/>
+      </w:pPr>
+      <w:rPr>
+        <w:rFonts w:hint="default"/>
+      </w:rPr>
+    </w:lvl>
+    <w:lvl w:ilvl="1" w:tplc="042A0019" w:tentative="1">
+      <w:start w:val="1"/>
+      <w:numFmt w:val="lowerLetter"/>
+      <w:lvlText w:val="%2."/>
+      <w:lvlJc w:val="left"/>
+      <w:pPr>
+        <w:ind w:left="1440" w:hanging="360"/>
+      </w:pPr>
+    </w:lvl>
+    <w:lvl w:ilvl="2" w:tplc="042A001B" w:tentative="1">
+      <w:start w:val="1"/>
+      <w:numFmt w:val="lowerRoman"/>
+      <w:lvlText w:val="%3."/>
+      <w:lvlJc w:val="right"/>
+      <w:pPr>
+        <w:ind w:left="2160" w:hanging="180"/>
+      </w:pPr>
+    </w:lvl>
+    <w:lvl w:ilvl="3" w:tplc="042A000F" w:tentative="1">
+      <w:start w:val="1"/>
+      <w:numFmt w:val="decimal"/>
+      <w:lvlText w:val="%4."/>
+      <w:lvlJc w:val="left"/>
+      <w:pPr>
+        <w:ind w:left="2880" w:hanging="360"/>
+      </w:pPr>
+    </w:lvl>
+    <w:lvl w:ilvl="4" w:tplc="042A0019" w:tentative="1">
+      <w:start w:val="1"/>
+      <w:numFmt w:val="lowerLetter"/>
+      <w:lvlText w:val="%5."/>
+      <w:lvlJc w:val="left"/>
+      <w:pPr>
+        <w:ind w:left="3600" w:hanging="360"/>
+      </w:pPr>
+    </w:lvl>
+    <w:lvl w:ilvl="5" w:tplc="042A001B" w:tentative="1">
+      <w:start w:val="1"/>
+      <w:numFmt w:val="lowerRoman"/>
+      <w:lvlText w:val="%6."/>
+      <w:lvlJc w:val="right"/>
+      <w:pPr>
+        <w:ind w:left="4320" w:hanging="180"/>
+      </w:pPr>
+    </w:lvl>
+    <w:lvl w:ilvl="6" w:tplc="042A000F" w:tentative="1">
+      <w:start w:val="1"/>
+      <w:numFmt w:val="decimal"/>
+      <w:lvlText w:val="%7."/>
+      <w:lvlJc w:val="left"/>
+      <w:pPr>
+        <w:ind w:left="5040" w:hanging="360"/>
+      </w:pPr>
+    </w:lvl>
+    <w:lvl w:ilvl="7" w:tplc="042A0019" w:tentative="1">
+      <w:start w:val="1"/>
+      <w:numFmt w:val="lowerLetter"/>
+      <w:lvlText w:val="%8."/>
+      <w:lvlJc w:val="left"/>
+      <w:pPr>
+        <w:ind w:left="5760" w:hanging="360"/>
+      </w:pPr>
+    </w:lvl>
+    <w:lvl w:ilvl="8" w:tplc="042A001B" w:tentative="1">
+      <w:start w:val="1"/>
+      <w:numFmt w:val="lowerRoman"/>
+      <w:lvlText w:val="%9."/>
+      <w:lvlJc w:val="right"/>
+      <w:pPr>
+        <w:ind w:left="6480" w:hanging="180"/>
+      </w:pPr>
+    </w:lvl>
+  </w:abstractNum>
+  <w:abstractNum w:abstractNumId="9" w15:restartNumberingAfterBreak="0">
     <w:nsid w:val="773636FC"/>
     <w:multiLevelType w:val="hybridMultilevel"/>
     <w:tmpl w:val="5270F24A"/>
@@ -1988,16 +5195,34 @@
     </w:lvl>
   </w:abstractNum>
   <w:num w:numId="1">
+    <w:abstractNumId w:val="9"/>
+  </w:num>
+  <w:num w:numId="2">
+    <w:abstractNumId w:val="6"/>
+  </w:num>
+  <w:num w:numId="3">
+    <w:abstractNumId w:val="2"/>
+  </w:num>
+  <w:num w:numId="4">
+    <w:abstractNumId w:val="5"/>
+  </w:num>
+  <w:num w:numId="5">
+    <w:abstractNumId w:val="1"/>
+  </w:num>
+  <w:num w:numId="6">
+    <w:abstractNumId w:val="0"/>
+  </w:num>
+  <w:num w:numId="7">
+    <w:abstractNumId w:val="7"/>
+  </w:num>
+  <w:num w:numId="8">
+    <w:abstractNumId w:val="8"/>
+  </w:num>
+  <w:num w:numId="9">
     <w:abstractNumId w:val="3"/>
   </w:num>
-  <w:num w:numId="2">
-    <w:abstractNumId w:val="2"/>
-  </w:num>
-  <w:num w:numId="3">
-    <w:abstractNumId w:val="0"/>
-  </w:num>
-  <w:num w:numId="4">
-    <w:abstractNumId w:val="1"/>
+  <w:num w:numId="10">
+    <w:abstractNumId w:val="4"/>
   </w:num>
 </w:numbering>
 </file>
